--- a/work_agents/Daniel - Project Manager /deliverables/0-PRC-2003.docx
+++ b/work_agents/Daniel - Project Manager /deliverables/0-PRC-2003.docx
@@ -8,6 +8,14 @@
       </w:pPr>
       <w:r>
         <w:t>0-PRC-2003 — Project Execution Plan</w:t>
+      </w:r>
+    </w:p>
+    <w:p>
+      <w:pPr>
+        <w:pStyle w:val="Heading2"/>
+      </w:pPr>
+      <w:r>
+        <w:t>1.0 Document Information</w:t>
       </w:r>
     </w:p>
     <w:tbl>
@@ -121,7 +129,7 @@
           </w:tcPr>
           <w:p>
             <w:r>
-              <w:t>Project</w:t>
+              <w:t>Author</w:t>
             </w:r>
           </w:p>
         </w:tc>
@@ -131,7 +139,7 @@
           </w:tcPr>
           <w:p>
             <w:r>
-              <w:t>MEG Transfer Pump Skid</w:t>
+              <w:t>Project Manager</w:t>
             </w:r>
           </w:p>
         </w:tc>
@@ -143,7 +151,7 @@
           </w:tcPr>
           <w:p>
             <w:r>
-              <w:t>Client</w:t>
+              <w:t>Issue Date</w:t>
             </w:r>
           </w:p>
         </w:tc>
@@ -153,29 +161,7 @@
           </w:tcPr>
           <w:p>
             <w:r>
-              <w:t>B Star Chemetics</w:t>
-            </w:r>
-          </w:p>
-        </w:tc>
-      </w:tr>
-      <w:tr>
-        <w:tc>
-          <w:tcPr>
-            <w:tcW w:type="dxa" w:w="4320"/>
-          </w:tcPr>
-          <w:p>
-            <w:r>
-              <w:t>Location</w:t>
-            </w:r>
-          </w:p>
-        </w:tc>
-        <w:tc>
-          <w:tcPr>
-            <w:tcW w:type="dxa" w:w="4320"/>
-          </w:tcPr>
-          <w:p>
-            <w:r>
-              <w:t>Sarnia, Ontario, Canada</w:t>
+              <w:t>2026-03-28</w:t>
             </w:r>
           </w:p>
         </w:tc>
@@ -209,7 +195,7 @@
           </w:tcPr>
           <w:p>
             <w:r>
-              <w:t>Prepared By</w:t>
+              <w:t>Version</w:t>
             </w:r>
           </w:p>
         </w:tc>
@@ -219,51 +205,7 @@
           </w:tcPr>
           <w:p>
             <w:r>
-              <w:t>Senior Project Manager</w:t>
-            </w:r>
-          </w:p>
-        </w:tc>
-      </w:tr>
-      <w:tr>
-        <w:tc>
-          <w:tcPr>
-            <w:tcW w:type="dxa" w:w="4320"/>
-          </w:tcPr>
-          <w:p>
-            <w:r>
-              <w:t>Revision</w:t>
-            </w:r>
-          </w:p>
-        </w:tc>
-        <w:tc>
-          <w:tcPr>
-            <w:tcW w:type="dxa" w:w="4320"/>
-          </w:tcPr>
-          <w:p>
-            <w:r>
-              <w:t>A0</w:t>
-            </w:r>
-          </w:p>
-        </w:tc>
-      </w:tr>
-      <w:tr>
-        <w:tc>
-          <w:tcPr>
-            <w:tcW w:type="dxa" w:w="4320"/>
-          </w:tcPr>
-          <w:p>
-            <w:r>
-              <w:t>Date</w:t>
-            </w:r>
-          </w:p>
-        </w:tc>
-        <w:tc>
-          <w:tcPr>
-            <w:tcW w:type="dxa" w:w="4320"/>
-          </w:tcPr>
-          <w:p>
-            <w:r>
-              <w:t>2024-03-28 (Assuming current date for generation)</w:t>
+              <w:t>1.0</w:t>
             </w:r>
           </w:p>
         </w:tc>
@@ -274,7 +216,20 @@
         <w:pStyle w:val="Heading2"/>
       </w:pPr>
       <w:r>
-        <w:t>1.0 Introduction</w:t>
+        <w:t>2.0 Introduction and Purpose</w:t>
+      </w:r>
+    </w:p>
+    <w:p>
+      <w:r>
+        <w:t>This Project Execution Plan (PEP) is a formal engineering project deliverable, part of Project Administration (WBS 0-2). It outlines the comprehensive plan for the execution of the MEG Transfer Pump Skid project, detailing the strategies, processes, and procedures to be followed to ensure successful delivery within the defined scope, schedule, and budget. This document serves as a foundational reference for all project stakeholders, providing clarity on roles, responsibilities, and key project parameters.</w:t>
+      </w:r>
+    </w:p>
+    <w:p>
+      <w:pPr>
+        <w:pStyle w:val="Heading2"/>
+      </w:pPr>
+      <w:r>
+        <w:t>3.0 Project Overview</w:t>
       </w:r>
     </w:p>
     <w:p>
@@ -282,30 +237,7 @@
         <w:pStyle w:val="Heading3"/>
       </w:pPr>
       <w:r>
-        <w:t>1.1 Purpose</w:t>
-      </w:r>
-    </w:p>
-    <w:p>
-      <w:r>
-        <w:t>This document is part of Project Administration (WBS 0-2) and outlines the plan for project execution for the MEG Transfer Pump Skid project. It serves as a foundational reference for all project team members, stakeholders, and subcontractors, detailing the approach to achieve project objectives safely, efficiently, and to the required quality standards.</w:t>
-      </w:r>
-    </w:p>
-    <w:p>
-      <w:pPr>
-        <w:pStyle w:val="Heading3"/>
-      </w:pPr>
-      <w:r>
-        <w:t>1.2 Project Overview</w:t>
-      </w:r>
-    </w:p>
-    <w:p>
-      <w:r>
-        <w:t>The MEG Transfer Pump Skid project involves the design, engineering, procurement, fabrication, and testing of a new horizontal centrifugal pump skid for B Star Chemetics at their Sarnia, Ontario facility. The skid will be responsible for transferring Monoethylene Glycol (MEG) at specified operating conditions.</w:t>
-      </w:r>
-    </w:p>
-    <w:p>
-      <w:r>
-        <w:t>Key Project Data:</w:t>
+        <w:t>3.1 Project Identification</w:t>
       </w:r>
     </w:p>
     <w:p>
@@ -313,7 +245,7 @@
         <w:pStyle w:val="ListBullet"/>
       </w:pPr>
       <w:r>
-        <w:t xml:space="preserve">  Equipment: Horizontal Centrifugal Pump Skid</w:t>
+        <w:t xml:space="preserve">  Project Name: MEG Transfer Pump Skid</w:t>
       </w:r>
     </w:p>
     <w:p>
@@ -321,7 +253,7 @@
         <w:pStyle w:val="ListBullet"/>
       </w:pPr>
       <w:r>
-        <w:t xml:space="preserve">  Fluid: Monoethylene Glycol (MEG), 95% by weight</w:t>
+        <w:t xml:space="preserve">  Client: B Star Chemetics</w:t>
       </w:r>
     </w:p>
     <w:p>
@@ -329,23 +261,7 @@
         <w:pStyle w:val="ListBullet"/>
       </w:pPr>
       <w:r>
-        <w:t xml:space="preserve">  Flow Rate: 45 m³/h</w:t>
-      </w:r>
-    </w:p>
-    <w:p>
-      <w:pPr>
-        <w:pStyle w:val="ListBullet"/>
-      </w:pPr>
-      <w:r>
-        <w:t xml:space="preserve">  Operating Pressure: 10 bar</w:t>
-      </w:r>
-    </w:p>
-    <w:p>
-      <w:pPr>
-        <w:pStyle w:val="ListBullet"/>
-      </w:pPr>
-      <w:r>
-        <w:t xml:space="preserve">  Operating Temperature: 65 °C</w:t>
+        <w:t xml:space="preserve">  Location: Sarnia, Canada</w:t>
       </w:r>
     </w:p>
     <w:p>
@@ -358,15 +274,245 @@
     </w:p>
     <w:p>
       <w:pPr>
-        <w:pStyle w:val="Heading2"/>
+        <w:pStyle w:val="Heading3"/>
       </w:pPr>
       <w:r>
-        <w:t>2.0 Project Scope</w:t>
+        <w:t>3.2 Project Scope Summary</w:t>
       </w:r>
     </w:p>
     <w:p>
       <w:r>
-        <w:t>The scope of work for the MEG Transfer Pump Skid project encompasses the following high-level activities:</w:t>
+        <w:t>The MEG Transfer Pump Skid project involves the engineering, procurement, and construction (EPC) of a skid-mounted horizontal centrifugal pump system. This system is designed for the transfer of Monoethylene Glycol (MEG) at specified operating conditions, ensuring reliable and safe operation for the client's facility in Sarnia, Canada.</w:t>
+      </w:r>
+    </w:p>
+    <w:p>
+      <w:pPr>
+        <w:pStyle w:val="Heading3"/>
+      </w:pPr>
+      <w:r>
+        <w:t>3.3 Key Project Data</w:t>
+      </w:r>
+    </w:p>
+    <w:tbl>
+      <w:tblPr>
+        <w:tblStyle w:val="TableGrid"/>
+        <w:tblW w:type="auto" w:w="0"/>
+        <w:tblLook w:firstColumn="1" w:firstRow="1" w:lastColumn="0" w:lastRow="0" w:noHBand="0" w:noVBand="1" w:val="04A0"/>
+      </w:tblPr>
+      <w:tblGrid>
+        <w:gridCol w:w="2880"/>
+        <w:gridCol w:w="2880"/>
+        <w:gridCol w:w="2880"/>
+      </w:tblGrid>
+      <w:tr>
+        <w:tc>
+          <w:tcPr>
+            <w:tcW w:type="dxa" w:w="2880"/>
+          </w:tcPr>
+          <w:p>
+            <w:r>
+              <w:rPr>
+                <w:b/>
+              </w:rPr>
+              <w:t>Parameter</w:t>
+            </w:r>
+          </w:p>
+        </w:tc>
+        <w:tc>
+          <w:tcPr>
+            <w:tcW w:type="dxa" w:w="2880"/>
+          </w:tcPr>
+          <w:p>
+            <w:r>
+              <w:rPr>
+                <w:b/>
+              </w:rPr>
+              <w:t>Value</w:t>
+            </w:r>
+          </w:p>
+        </w:tc>
+        <w:tc>
+          <w:tcPr>
+            <w:tcW w:type="dxa" w:w="2880"/>
+          </w:tcPr>
+          <w:p>
+            <w:r>
+              <w:rPr>
+                <w:b/>
+              </w:rPr>
+              <w:t>Unit</w:t>
+            </w:r>
+          </w:p>
+        </w:tc>
+      </w:tr>
+      <w:tr>
+        <w:tc>
+          <w:tcPr>
+            <w:tcW w:type="dxa" w:w="2880"/>
+          </w:tcPr>
+          <w:p>
+            <w:r>
+              <w:t>Equipment</w:t>
+            </w:r>
+          </w:p>
+        </w:tc>
+        <w:tc>
+          <w:tcPr>
+            <w:tcW w:type="dxa" w:w="2880"/>
+          </w:tcPr>
+          <w:p>
+            <w:r>
+              <w:t>Horizontal Centrifugal Pump</w:t>
+            </w:r>
+          </w:p>
+        </w:tc>
+        <w:tc>
+          <w:tcPr>
+            <w:tcW w:type="dxa" w:w="2880"/>
+          </w:tcPr>
+          <w:p>
+            <w:r/>
+          </w:p>
+        </w:tc>
+      </w:tr>
+      <w:tr>
+        <w:tc>
+          <w:tcPr>
+            <w:tcW w:type="dxa" w:w="2880"/>
+          </w:tcPr>
+          <w:p>
+            <w:r>
+              <w:t>Fluid</w:t>
+            </w:r>
+          </w:p>
+        </w:tc>
+        <w:tc>
+          <w:tcPr>
+            <w:tcW w:type="dxa" w:w="2880"/>
+          </w:tcPr>
+          <w:p>
+            <w:r>
+              <w:t>Monoethylene Glycol (MEG), 95% by weight</w:t>
+            </w:r>
+          </w:p>
+        </w:tc>
+        <w:tc>
+          <w:tcPr>
+            <w:tcW w:type="dxa" w:w="2880"/>
+          </w:tcPr>
+          <w:p>
+            <w:r/>
+          </w:p>
+        </w:tc>
+      </w:tr>
+      <w:tr>
+        <w:tc>
+          <w:tcPr>
+            <w:tcW w:type="dxa" w:w="2880"/>
+          </w:tcPr>
+          <w:p>
+            <w:r>
+              <w:t>Flow Rate</w:t>
+            </w:r>
+          </w:p>
+        </w:tc>
+        <w:tc>
+          <w:tcPr>
+            <w:tcW w:type="dxa" w:w="2880"/>
+          </w:tcPr>
+          <w:p>
+            <w:r>
+              <w:t>45</w:t>
+            </w:r>
+          </w:p>
+        </w:tc>
+        <w:tc>
+          <w:tcPr>
+            <w:tcW w:type="dxa" w:w="2880"/>
+          </w:tcPr>
+          <w:p>
+            <w:r>
+              <w:t>m³/h</w:t>
+            </w:r>
+          </w:p>
+        </w:tc>
+      </w:tr>
+      <w:tr>
+        <w:tc>
+          <w:tcPr>
+            <w:tcW w:type="dxa" w:w="2880"/>
+          </w:tcPr>
+          <w:p>
+            <w:r>
+              <w:t>Design Pressure</w:t>
+            </w:r>
+          </w:p>
+        </w:tc>
+        <w:tc>
+          <w:tcPr>
+            <w:tcW w:type="dxa" w:w="2880"/>
+          </w:tcPr>
+          <w:p>
+            <w:r>
+              <w:t>10</w:t>
+            </w:r>
+          </w:p>
+        </w:tc>
+        <w:tc>
+          <w:tcPr>
+            <w:tcW w:type="dxa" w:w="2880"/>
+          </w:tcPr>
+          <w:p>
+            <w:r>
+              <w:t>bar</w:t>
+            </w:r>
+          </w:p>
+        </w:tc>
+      </w:tr>
+      <w:tr>
+        <w:tc>
+          <w:tcPr>
+            <w:tcW w:type="dxa" w:w="2880"/>
+          </w:tcPr>
+          <w:p>
+            <w:r>
+              <w:t>Design Temperature</w:t>
+            </w:r>
+          </w:p>
+        </w:tc>
+        <w:tc>
+          <w:tcPr>
+            <w:tcW w:type="dxa" w:w="2880"/>
+          </w:tcPr>
+          <w:p>
+            <w:r>
+              <w:t>65</w:t>
+            </w:r>
+          </w:p>
+        </w:tc>
+        <w:tc>
+          <w:tcPr>
+            <w:tcW w:type="dxa" w:w="2880"/>
+          </w:tcPr>
+          <w:p>
+            <w:r>
+              <w:t>°C</w:t>
+            </w:r>
+          </w:p>
+        </w:tc>
+      </w:tr>
+    </w:tbl>
+    <w:p>
+      <w:pPr>
+        <w:pStyle w:val="Heading2"/>
+      </w:pPr>
+      <w:r>
+        <w:t>4.0 Project Objectives</w:t>
+      </w:r>
+    </w:p>
+    <w:p>
+      <w:r>
+        <w:t>The primary objectives of the MEG Transfer Pump Skid project are to:</w:t>
       </w:r>
     </w:p>
     <w:p>
@@ -374,7 +520,7 @@
         <w:pStyle w:val="ListBullet"/>
       </w:pPr>
       <w:r>
-        <w:t xml:space="preserve">  Detailed engineering design, including process, mechanical, and instrumentation aspects.</w:t>
+        <w:t xml:space="preserve">  Deliver a fully functional and compliant MEG transfer pump skid system as per client specifications and industry standards.</w:t>
       </w:r>
     </w:p>
     <w:p>
@@ -382,7 +528,7 @@
         <w:pStyle w:val="ListBullet"/>
       </w:pPr>
       <w:r>
-        <w:t xml:space="preserve">  Procurement of all necessary equipment, materials, and components for the pump skid.</w:t>
+        <w:t xml:space="preserve">  Complete the project within the agreed schedule, targeting a Project End Date of 2026-08-01.</w:t>
       </w:r>
     </w:p>
     <w:p>
@@ -390,7 +536,7 @@
         <w:pStyle w:val="ListBullet"/>
       </w:pPr>
       <w:r>
-        <w:t xml:space="preserve">  Fabrication and assembly of the pump skid, including piping, structural elements, and instrumentation.</w:t>
+        <w:t xml:space="preserve">  Manage project costs effectively to remain within the approved budget.</w:t>
       </w:r>
     </w:p>
     <w:p>
@@ -398,7 +544,7 @@
         <w:pStyle w:val="ListBullet"/>
       </w:pPr>
       <w:r>
-        <w:t xml:space="preserve">  Factory Acceptance Testing (FAT) of the complete skid package.</w:t>
+        <w:t xml:space="preserve">  Ensure all engineering deliverables meet the required quality standards.</w:t>
       </w:r>
     </w:p>
     <w:p>
@@ -406,7 +552,28 @@
         <w:pStyle w:val="ListBullet"/>
       </w:pPr>
       <w:r>
-        <w:t xml:space="preserve">  Preparation and submission of all required project documentation and deliverables.</w:t>
+        <w:t xml:space="preserve">  Maintain a safe working environment throughout all project phases.</w:t>
+      </w:r>
+    </w:p>
+    <w:p>
+      <w:pPr>
+        <w:pStyle w:val="Heading2"/>
+      </w:pPr>
+      <w:r>
+        <w:t>5.0 Project Organization and Responsibilities</w:t>
+      </w:r>
+    </w:p>
+    <w:p>
+      <w:r>
+        <w:t>The project organization structure defines the roles and responsibilities of key personnel involved in the project. The Project Manager holds overall accountability for project success, supported by dedicated engineering disciplines.</w:t>
+      </w:r>
+    </w:p>
+    <w:p>
+      <w:pPr>
+        <w:pStyle w:val="Heading3"/>
+      </w:pPr>
+      <w:r>
+        <w:t>5.1 Key Personnel and Disciplines</w:t>
       </w:r>
     </w:p>
     <w:p>
@@ -414,7 +581,23 @@
         <w:pStyle w:val="ListBullet"/>
       </w:pPr>
       <w:r>
-        <w:t xml:space="preserve">  Project management, quality assurance, and health, safety, and environmental (HSE) oversight throughout the project lifecycle.</w:t>
+        <w:t xml:space="preserve">  Project Manager (PM): Overall project planning, execution, control, and closeout. Primary point of contact for the client.</w:t>
+      </w:r>
+    </w:p>
+    <w:p>
+      <w:pPr>
+        <w:pStyle w:val="ListBullet"/>
+      </w:pPr>
+      <w:r>
+        <w:t xml:space="preserve">  Process Engineer: Responsible for process design, calculations, and criteria development.</w:t>
+      </w:r>
+    </w:p>
+    <w:p>
+      <w:pPr>
+        <w:pStyle w:val="ListBullet"/>
+      </w:pPr>
+      <w:r>
+        <w:t xml:space="preserve">  Mechanical Engineer: Responsible for pump specifications, calculations, data sheets, and equipment requirements.</w:t>
       </w:r>
     </w:p>
     <w:p>
@@ -422,12 +605,12 @@
         <w:pStyle w:val="Heading2"/>
       </w:pPr>
       <w:r>
-        <w:t>3.0 Project Objectives</w:t>
+        <w:t>6.0 Project Schedule</w:t>
       </w:r>
     </w:p>
     <w:p>
       <w:r>
-        <w:t>The primary objectives for the MEG Transfer Pump Skid project are:</w:t>
+        <w:t>The detailed project schedule, outlining all major milestones, activities, and their durations, is documented separately. This Project Execution Plan adheres to the timelines established in the Project Schedule.</w:t>
       </w:r>
     </w:p>
     <w:p>
@@ -435,31 +618,7 @@
         <w:pStyle w:val="ListBullet"/>
       </w:pPr>
       <w:r>
-        <w:t xml:space="preserve">  To deliver a fully functional and compliant MEG Transfer Pump Skid that meets all B Star Chemetics' specifications and performance requirements.</w:t>
-      </w:r>
-    </w:p>
-    <w:p>
-      <w:pPr>
-        <w:pStyle w:val="ListBullet"/>
-      </w:pPr>
-      <w:r>
-        <w:t xml:space="preserve">  To complete the project safely, on schedule, and within the approved budget.</w:t>
-      </w:r>
-    </w:p>
-    <w:p>
-      <w:pPr>
-        <w:pStyle w:val="ListBullet"/>
-      </w:pPr>
-      <w:r>
-        <w:t xml:space="preserve">  To ensure all engineering, procurement, and fabrication activities adhere to relevant industry standards, codes, and client specifications.</w:t>
-      </w:r>
-    </w:p>
-    <w:p>
-      <w:pPr>
-        <w:pStyle w:val="ListBullet"/>
-      </w:pPr>
-      <w:r>
-        <w:t xml:space="preserve">  To provide comprehensive and accurate project documentation for operation and maintenance.</w:t>
+        <w:t xml:space="preserve">  Reference Document: 0-DAT-3001.0 — Project Schedule (Due: 2026-03-28)</w:t>
       </w:r>
     </w:p>
     <w:p>
@@ -467,102 +626,20 @@
         <w:pStyle w:val="Heading2"/>
       </w:pPr>
       <w:r>
-        <w:t>4.0 Project Organization and Responsibilities</w:t>
+        <w:t>7.0 Document Control and Deliverables</w:t>
       </w:r>
     </w:p>
     <w:p>
       <w:r>
-        <w:t>The project will be managed by a dedicated Project Manager, supported by a multidisciplinary engineering team. Key roles and their primary responsibilities include:</w:t>
+        <w:t>All project documentation will be managed in accordance with established document control procedures. The following table lists the key deliverables for this project, including their IDs, responsible parties, and due dates.</w:t>
       </w:r>
     </w:p>
     <w:p>
       <w:pPr>
-        <w:pStyle w:val="ListBullet"/>
+        <w:pStyle w:val="Heading3"/>
       </w:pPr>
       <w:r>
-        <w:t xml:space="preserve">  Project Manager (PM): Overall project planning, execution, control, and closeout. Main point of contact for the client, responsible for schedule, budget, risk, and quality management.</w:t>
-      </w:r>
-    </w:p>
-    <w:p>
-      <w:pPr>
-        <w:pStyle w:val="ListBullet"/>
-      </w:pPr>
-      <w:r>
-        <w:t xml:space="preserve">  Process Engineer: Responsible for process design criteria, hydraulic calculations, P&amp;ID development, and ensuring process performance.</w:t>
-      </w:r>
-    </w:p>
-    <w:p>
-      <w:pPr>
-        <w:pStyle w:val="ListBullet"/>
-      </w:pPr>
-      <w:r>
-        <w:t xml:space="preserve">  Mechanical Engineer: Responsible for pump selection, mechanical design of the skid, equipment specifications, and mechanical calculations.</w:t>
-      </w:r>
-    </w:p>
-    <w:p>
-      <w:pPr>
-        <w:pStyle w:val="Heading2"/>
-      </w:pPr>
-      <w:r>
-        <w:t>5.0 Project Schedule</w:t>
-      </w:r>
-    </w:p>
-    <w:p>
-      <w:r>
-        <w:t>The detailed project schedule is documented in 0-DAT-3001.0 - Project Schedule. The overall project is planned for completion by 2026-08-01. Key phases include:</w:t>
-      </w:r>
-    </w:p>
-    <w:p>
-      <w:pPr>
-        <w:pStyle w:val="ListBullet"/>
-      </w:pPr>
-      <w:r>
-        <w:t xml:space="preserve">  Engineering &amp; Design: Initial design, calculations, and drawing development.</w:t>
-      </w:r>
-    </w:p>
-    <w:p>
-      <w:pPr>
-        <w:pStyle w:val="ListBullet"/>
-      </w:pPr>
-      <w:r>
-        <w:t xml:space="preserve">  Procurement: Sourcing and purchasing of long-lead items and all skid components.</w:t>
-      </w:r>
-    </w:p>
-    <w:p>
-      <w:pPr>
-        <w:pStyle w:val="ListBullet"/>
-      </w:pPr>
-      <w:r>
-        <w:t xml:space="preserve">  Fabrication &amp; Assembly: Construction and integration of the skid components.</w:t>
-      </w:r>
-    </w:p>
-    <w:p>
-      <w:pPr>
-        <w:pStyle w:val="ListBullet"/>
-      </w:pPr>
-      <w:r>
-        <w:t xml:space="preserve">  Testing: Factory Acceptance Testing (FAT) to verify performance and compliance.</w:t>
-      </w:r>
-    </w:p>
-    <w:p>
-      <w:pPr>
-        <w:pStyle w:val="ListBullet"/>
-      </w:pPr>
-      <w:r>
-        <w:t xml:space="preserve">  Documentation &amp; Handover: Final documentation compilation and project closeout.</w:t>
-      </w:r>
-    </w:p>
-    <w:p>
-      <w:pPr>
-        <w:pStyle w:val="Heading2"/>
-      </w:pPr>
-      <w:r>
-        <w:t>6.0 Deliverables Management</w:t>
-      </w:r>
-    </w:p>
-    <w:p>
-      <w:r>
-        <w:t>All project deliverables will be managed in accordance with the 0-LST-0001 - Document Register. The complete list of planned deliverables for this project is provided below:</w:t>
+        <w:t>7.1 Full Document Register</w:t>
       </w:r>
     </w:p>
     <w:tbl>
@@ -587,7 +664,7 @@
               <w:rPr>
                 <w:b/>
               </w:rPr>
-              <w:t>Document ID</w:t>
+              <w:t>ID</w:t>
             </w:r>
           </w:p>
         </w:tc>
@@ -1099,12 +1176,20 @@
         <w:pStyle w:val="Heading2"/>
       </w:pPr>
       <w:r>
-        <w:t>7.0 Risk Management</w:t>
+        <w:t>8.0 Risk Management</w:t>
       </w:r>
     </w:p>
     <w:p>
       <w:r>
-        <w:t>As of the issuance of this plan, there are no active risk flags identified for the MEG Transfer Pump Skid project. The Project Team will maintain a proactive approach to risk management, continuously identifying, assessing, and mitigating potential risks throughout the project lifecycle. A formal risk register will be maintained and reviewed regularly.</w:t>
+        <w:t>Project risks will be continuously identified, assessed, and mitigated throughout the project lifecycle. A dedicated risk register will be maintained and reviewed regularly.</w:t>
+      </w:r>
+    </w:p>
+    <w:p>
+      <w:pPr>
+        <w:pStyle w:val="ListBullet"/>
+      </w:pPr>
+      <w:r>
+        <w:t xml:space="preserve">  Current Status: No active risk flags have been identified at the time of this document's issuance.</w:t>
       </w:r>
     </w:p>
     <w:p>
@@ -1112,12 +1197,38 @@
         <w:pStyle w:val="Heading2"/>
       </w:pPr>
       <w:r>
-        <w:t>8.0 Quality Management</w:t>
+        <w:t>9.0 Quality Management</w:t>
       </w:r>
     </w:p>
     <w:p>
       <w:r>
-        <w:t>Quality assurance and control will be integral to all project activities. The Project Team is committed to delivering a high-quality product that meets or exceeds client expectations and regulatory requirements. Key quality management activities include:</w:t>
+        <w:t>The project will adhere to the company's Quality Management System (QMS) to ensure all deliverables and processes meet the required standards. This includes quality planning, assurance, and control activities across all project phases.</w:t>
+      </w:r>
+    </w:p>
+    <w:p>
+      <w:pPr>
+        <w:pStyle w:val="Heading2"/>
+      </w:pPr>
+      <w:r>
+        <w:t>10.0 Procurement and Subcontract Activities</w:t>
+      </w:r>
+    </w:p>
+    <w:p>
+      <w:r>
+        <w:t>Procurement and subcontracting activities will be managed to ensure timely acquisition of materials, equipment, and services, adhering to project specifications and budget. This section aligns with the Project Management and Engineering (HEADER ONLY) and Procurement &amp; Subcontract Activities (HEADER ONLY) guidelines from 0-LST-4008.</w:t>
+      </w:r>
+    </w:p>
+    <w:p>
+      <w:pPr>
+        <w:pStyle w:val="Heading3"/>
+      </w:pPr>
+      <w:r>
+        <w:t>10.1 Procurement Strategy</w:t>
+      </w:r>
+    </w:p>
+    <w:p>
+      <w:r>
+        <w:t>The procurement strategy will focus on identifying qualified vendors, competitive bidding, and robust contract management. This includes:</w:t>
       </w:r>
     </w:p>
     <w:p>
@@ -1125,7 +1236,7 @@
         <w:pStyle w:val="ListBullet"/>
       </w:pPr>
       <w:r>
-        <w:t xml:space="preserve">  Adherence to established engineering standards, codes, and client specifications.</w:t>
+        <w:t xml:space="preserve">  Project Management: Overall oversight and coordination of all procurement activities.</w:t>
       </w:r>
     </w:p>
     <w:p>
@@ -1133,7 +1244,7 @@
         <w:pStyle w:val="ListBullet"/>
       </w:pPr>
       <w:r>
-        <w:t xml:space="preserve">  Implementation of a robust document control system.</w:t>
+        <w:t xml:space="preserve">  Process Engineering: Technical review of vendor proposals for process compliance.</w:t>
       </w:r>
     </w:p>
     <w:p>
@@ -1141,7 +1252,7 @@
         <w:pStyle w:val="ListBullet"/>
       </w:pPr>
       <w:r>
-        <w:t xml:space="preserve">  Conducting regular design reviews, inter-discipline checks, and vendor document reviews.</w:t>
+        <w:t xml:space="preserve">  Mechanical &amp; Equipment Engineering (Including Material Engineering): Technical review of vendor proposals for mechanical and material compliance, and specification development.</w:t>
       </w:r>
     </w:p>
     <w:p>
@@ -1149,7 +1260,20 @@
         <w:pStyle w:val="ListBullet"/>
       </w:pPr>
       <w:r>
-        <w:t xml:space="preserve">  Implementing a comprehensive inspection and test plan (ITP) for fabrication and assembly.</w:t>
+        <w:t xml:space="preserve">  Instrumentation/Control: Technical input and review for instrumentation and control system components.</w:t>
+      </w:r>
+    </w:p>
+    <w:p>
+      <w:pPr>
+        <w:pStyle w:val="Heading3"/>
+      </w:pPr>
+      <w:r>
+        <w:t>10.2 Subcontracts</w:t>
+      </w:r>
+    </w:p>
+    <w:p>
+      <w:r>
+        <w:t>Subcontracting will be utilized for specialized services or fabrication as required, managed under the "Subcontracts (HEADER ONLY)" guideline from 0-LST-4008. All subcontracts will be managed in accordance with company policies and project requirements.</w:t>
       </w:r>
     </w:p>
     <w:p>
@@ -1157,20 +1281,20 @@
         <w:pStyle w:val="ListBullet"/>
       </w:pPr>
       <w:r>
-        <w:t xml:space="preserve">  Performing Factory Acceptance Testing (FAT) to verify system performance.</w:t>
+        <w:t xml:space="preserve">  Relevant Disciplines: Process Engineering, Mechanical &amp; Equipment Engineering (Including Material Engineering), and Instrumentation/Control will provide technical input and oversight for relevant subcontracted scopes.</w:t>
       </w:r>
     </w:p>
     <w:p>
       <w:pPr>
-        <w:pStyle w:val="Heading2"/>
+        <w:pStyle w:val="Heading3"/>
       </w:pPr>
       <w:r>
-        <w:t>9.0 Procurement and Subcontracting Strategy</w:t>
+        <w:t>10.3 Expediting</w:t>
       </w:r>
     </w:p>
     <w:p>
       <w:r>
-        <w:t>Procurement and subcontracting activities are critical for the successful delivery of the MEG Transfer Pump Skid. The strategy will focus on securing high-quality equipment and services from qualified vendors and subcontractors, ensuring timely delivery and cost-effectiveness.</w:t>
+        <w:t>Expediting activities will be implemented to ensure that critical equipment and materials are delivered on schedule, preventing delays to the project timeline, as per the "Expediting (HEADER ONLY)" guideline from 0-LST-4008.</w:t>
       </w:r>
     </w:p>
     <w:p>
@@ -1178,7 +1302,7 @@
         <w:pStyle w:val="ListBullet"/>
       </w:pPr>
       <w:r>
-        <w:t xml:space="preserve">  Procurement &amp; Subcontract Activities: The Project Manager, in collaboration with Process Engineering, Mechanical &amp; Equipment Engineering, and Instrumentation/Control, will oversee all procurement and subcontracting. This includes vendor pre-qualification, bid evaluation, purchase order issuance, and contract administration.</w:t>
+        <w:t xml:space="preserve">  Expediting Focus Areas:</w:t>
       </w:r>
     </w:p>
     <w:p>
@@ -1186,7 +1310,7 @@
         <w:pStyle w:val="ListBullet"/>
       </w:pPr>
       <w:r>
-        <w:t xml:space="preserve">  Expediting: A dedicated expediting function will be implemented, particularly for long-lead items such as the main pump and other critical components. This will involve regular communication with vendors to monitor manufacturing progress, identify potential delays, and ensure on-time delivery to support the project schedule.</w:t>
+        <w:t xml:space="preserve">  Process Engineering: Expediting of process-critical components and documentation.</w:t>
       </w:r>
     </w:p>
     <w:p>
@@ -1194,20 +1318,7 @@
         <w:pStyle w:val="ListBullet"/>
       </w:pPr>
       <w:r>
-        <w:t xml:space="preserve">  Subcontracts: Any specialized fabrication, assembly, or testing services required will be managed through formal subcontracts. These subcontracts will clearly define scope, schedule, quality requirements, and performance metrics, with oversight from the Project Team.</w:t>
-      </w:r>
-    </w:p>
-    <w:p>
-      <w:pPr>
-        <w:pStyle w:val="Heading2"/>
-      </w:pPr>
-      <w:r>
-        <w:t>10.0 Communication Plan</w:t>
-      </w:r>
-    </w:p>
-    <w:p>
-      <w:r>
-        <w:t>Effective communication is essential for project success. The communication plan includes:</w:t>
+        <w:t xml:space="preserve">  Mechanical &amp; Equipment Engineering (Including Material Engineering): Expediting of the horizontal centrifugal pump and associated mechanical equipment.</w:t>
       </w:r>
     </w:p>
     <w:p>
@@ -1215,31 +1326,7 @@
         <w:pStyle w:val="ListBullet"/>
       </w:pPr>
       <w:r>
-        <w:t xml:space="preserve">  Regular internal project team meetings to review progress, address issues, and plan upcoming activities.</w:t>
-      </w:r>
-    </w:p>
-    <w:p>
-      <w:pPr>
-        <w:pStyle w:val="ListBullet"/>
-      </w:pPr>
-      <w:r>
-        <w:t xml:space="preserve">  Scheduled progress meetings with B Star Chemetics to provide updates, discuss open items, and obtain necessary approvals.</w:t>
-      </w:r>
-    </w:p>
-    <w:p>
-      <w:pPr>
-        <w:pStyle w:val="ListBullet"/>
-      </w:pPr>
-      <w:r>
-        <w:t xml:space="preserve">  Formal reporting mechanisms, including monthly progress reports and technical queries.</w:t>
-      </w:r>
-    </w:p>
-    <w:p>
-      <w:pPr>
-        <w:pStyle w:val="ListBullet"/>
-      </w:pPr>
-      <w:r>
-        <w:t xml:space="preserve">  A clear communication matrix defining roles, responsibilities, and contact information for key project personnel.</w:t>
+        <w:t xml:space="preserve">  Instrumentation/Control: Expediting of instrumentation and control system components.</w:t>
       </w:r>
     </w:p>
     <w:p>
@@ -1252,39 +1339,7 @@
     </w:p>
     <w:p>
       <w:r>
-        <w:t>The Project Team is committed to maintaining the highest standards of health, safety, and environmental protection throughout the project. All activities will be conducted in strict compliance with applicable local regulations, industry best practices, and B Star Chemetics' specific HSE requirements. This includes:</w:t>
-      </w:r>
-    </w:p>
-    <w:p>
-      <w:pPr>
-        <w:pStyle w:val="ListBullet"/>
-      </w:pPr>
-      <w:r>
-        <w:t xml:space="preserve">  Implementing a project-specific HSE plan.</w:t>
-      </w:r>
-    </w:p>
-    <w:p>
-      <w:pPr>
-        <w:pStyle w:val="ListBullet"/>
-      </w:pPr>
-      <w:r>
-        <w:t xml:space="preserve">  Conducting hazard identification and risk assessments for all work activities.</w:t>
-      </w:r>
-    </w:p>
-    <w:p>
-      <w:pPr>
-        <w:pStyle w:val="ListBullet"/>
-      </w:pPr>
-      <w:r>
-        <w:t xml:space="preserve">  Providing necessary training and personal protective equipment (PPE).</w:t>
-      </w:r>
-    </w:p>
-    <w:p>
-      <w:pPr>
-        <w:pStyle w:val="ListBullet"/>
-      </w:pPr>
-      <w:r>
-        <w:t xml:space="preserve">  Promoting a culture of safety awareness and accountability.</w:t>
+        <w:t>HSE is paramount for this project. All activities will be conducted in strict compliance with applicable HSE regulations, client requirements, and company policies. A project-specific HSE plan will be developed and implemented to ensure a safe working environment and minimize environmental impact.</w:t>
       </w:r>
     </w:p>
     <w:p>
@@ -1297,39 +1352,7 @@
     </w:p>
     <w:p>
       <w:r>
-        <w:t>Upon completion of the fabrication, testing, and delivery phases, the project will proceed to formal closeout. This will include:</w:t>
-      </w:r>
-    </w:p>
-    <w:p>
-      <w:pPr>
-        <w:pStyle w:val="ListBullet"/>
-      </w:pPr>
-      <w:r>
-        <w:t xml:space="preserve">  Finalization and submission of all project documentation, including as-built drawings, operation and maintenance manuals, and spare parts lists.</w:t>
-      </w:r>
-    </w:p>
-    <w:p>
-      <w:pPr>
-        <w:pStyle w:val="ListBullet"/>
-      </w:pPr>
-      <w:r>
-        <w:t xml:space="preserve">  Completion of all contractual obligations.</w:t>
-      </w:r>
-    </w:p>
-    <w:p>
-      <w:pPr>
-        <w:pStyle w:val="ListBullet"/>
-      </w:pPr>
-      <w:r>
-        <w:t xml:space="preserve">  Conducting a lessons learned session to capture insights for future projects.</w:t>
-      </w:r>
-    </w:p>
-    <w:p>
-      <w:pPr>
-        <w:pStyle w:val="ListBullet"/>
-      </w:pPr>
-      <w:r>
-        <w:t xml:space="preserve">  Formal handover of the MEG Transfer Pump Skid and associated documentation to B Star Chemetics.</w:t>
+        <w:t>Project closeout activities will commence upon mechanical completion and commissioning. This phase will include final documentation handover, financial closeout, contract closure, and a lessons learned review to capture insights for future projects.</w:t>
       </w:r>
     </w:p>
     <w:sectPr>

--- a/work_agents/Daniel - Project Manager /deliverables/0-PRC-2003.docx
+++ b/work_agents/Daniel - Project Manager /deliverables/0-PRC-2003.docx
@@ -15,221 +15,7 @@
         <w:pStyle w:val="Heading2"/>
       </w:pPr>
       <w:r>
-        <w:t>1.0 Document Information</w:t>
-      </w:r>
-    </w:p>
-    <w:tbl>
-      <w:tblPr>
-        <w:tblStyle w:val="TableGrid"/>
-        <w:tblW w:type="auto" w:w="0"/>
-        <w:tblLook w:firstColumn="1" w:firstRow="1" w:lastColumn="0" w:lastRow="0" w:noHBand="0" w:noVBand="1" w:val="04A0"/>
-      </w:tblPr>
-      <w:tblGrid>
-        <w:gridCol w:w="4320"/>
-        <w:gridCol w:w="4320"/>
-      </w:tblGrid>
-      <w:tr>
-        <w:tc>
-          <w:tcPr>
-            <w:tcW w:type="dxa" w:w="4320"/>
-          </w:tcPr>
-          <w:p>
-            <w:r>
-              <w:rPr>
-                <w:b/>
-              </w:rPr>
-              <w:t>Field</w:t>
-            </w:r>
-          </w:p>
-        </w:tc>
-        <w:tc>
-          <w:tcPr>
-            <w:tcW w:type="dxa" w:w="4320"/>
-          </w:tcPr>
-          <w:p>
-            <w:r>
-              <w:rPr>
-                <w:b/>
-              </w:rPr>
-              <w:t>Value</w:t>
-            </w:r>
-          </w:p>
-        </w:tc>
-      </w:tr>
-      <w:tr>
-        <w:tc>
-          <w:tcPr>
-            <w:tcW w:type="dxa" w:w="4320"/>
-          </w:tcPr>
-          <w:p>
-            <w:r>
-              <w:t>Document ID</w:t>
-            </w:r>
-          </w:p>
-        </w:tc>
-        <w:tc>
-          <w:tcPr>
-            <w:tcW w:type="dxa" w:w="4320"/>
-          </w:tcPr>
-          <w:p>
-            <w:r>
-              <w:t>0-PRC-2003</w:t>
-            </w:r>
-          </w:p>
-        </w:tc>
-      </w:tr>
-      <w:tr>
-        <w:tc>
-          <w:tcPr>
-            <w:tcW w:type="dxa" w:w="4320"/>
-          </w:tcPr>
-          <w:p>
-            <w:r>
-              <w:t>Title</w:t>
-            </w:r>
-          </w:p>
-        </w:tc>
-        <w:tc>
-          <w:tcPr>
-            <w:tcW w:type="dxa" w:w="4320"/>
-          </w:tcPr>
-          <w:p>
-            <w:r>
-              <w:t>Project Execution Plan</w:t>
-            </w:r>
-          </w:p>
-        </w:tc>
-      </w:tr>
-      <w:tr>
-        <w:tc>
-          <w:tcPr>
-            <w:tcW w:type="dxa" w:w="4320"/>
-          </w:tcPr>
-          <w:p>
-            <w:r>
-              <w:t>Type</w:t>
-            </w:r>
-          </w:p>
-        </w:tc>
-        <w:tc>
-          <w:tcPr>
-            <w:tcW w:type="dxa" w:w="4320"/>
-          </w:tcPr>
-          <w:p>
-            <w:r>
-              <w:t>PRC (Project Administration)</w:t>
-            </w:r>
-          </w:p>
-        </w:tc>
-      </w:tr>
-      <w:tr>
-        <w:tc>
-          <w:tcPr>
-            <w:tcW w:type="dxa" w:w="4320"/>
-          </w:tcPr>
-          <w:p>
-            <w:r>
-              <w:t>Author</w:t>
-            </w:r>
-          </w:p>
-        </w:tc>
-        <w:tc>
-          <w:tcPr>
-            <w:tcW w:type="dxa" w:w="4320"/>
-          </w:tcPr>
-          <w:p>
-            <w:r>
-              <w:t>Project Manager</w:t>
-            </w:r>
-          </w:p>
-        </w:tc>
-      </w:tr>
-      <w:tr>
-        <w:tc>
-          <w:tcPr>
-            <w:tcW w:type="dxa" w:w="4320"/>
-          </w:tcPr>
-          <w:p>
-            <w:r>
-              <w:t>Issue Date</w:t>
-            </w:r>
-          </w:p>
-        </w:tc>
-        <w:tc>
-          <w:tcPr>
-            <w:tcW w:type="dxa" w:w="4320"/>
-          </w:tcPr>
-          <w:p>
-            <w:r>
-              <w:t>2026-03-28</w:t>
-            </w:r>
-          </w:p>
-        </w:tc>
-      </w:tr>
-      <w:tr>
-        <w:tc>
-          <w:tcPr>
-            <w:tcW w:type="dxa" w:w="4320"/>
-          </w:tcPr>
-          <w:p>
-            <w:r>
-              <w:t>Due Date</w:t>
-            </w:r>
-          </w:p>
-        </w:tc>
-        <w:tc>
-          <w:tcPr>
-            <w:tcW w:type="dxa" w:w="4320"/>
-          </w:tcPr>
-          <w:p>
-            <w:r>
-              <w:t>2026-03-28</w:t>
-            </w:r>
-          </w:p>
-        </w:tc>
-      </w:tr>
-      <w:tr>
-        <w:tc>
-          <w:tcPr>
-            <w:tcW w:type="dxa" w:w="4320"/>
-          </w:tcPr>
-          <w:p>
-            <w:r>
-              <w:t>Version</w:t>
-            </w:r>
-          </w:p>
-        </w:tc>
-        <w:tc>
-          <w:tcPr>
-            <w:tcW w:type="dxa" w:w="4320"/>
-          </w:tcPr>
-          <w:p>
-            <w:r>
-              <w:t>1.0</w:t>
-            </w:r>
-          </w:p>
-        </w:tc>
-      </w:tr>
-    </w:tbl>
-    <w:p>
-      <w:pPr>
-        <w:pStyle w:val="Heading2"/>
-      </w:pPr>
-      <w:r>
-        <w:t>2.0 Introduction and Purpose</w:t>
-      </w:r>
-    </w:p>
-    <w:p>
-      <w:r>
-        <w:t>This Project Execution Plan (PEP) is a formal engineering project deliverable, part of Project Administration (WBS 0-2). It outlines the comprehensive plan for the execution of the MEG Transfer Pump Skid project, detailing the strategies, processes, and procedures to be followed to ensure successful delivery within the defined scope, schedule, and budget. This document serves as a foundational reference for all project stakeholders, providing clarity on roles, responsibilities, and key project parameters.</w:t>
-      </w:r>
-    </w:p>
-    <w:p>
-      <w:pPr>
-        <w:pStyle w:val="Heading2"/>
-      </w:pPr>
-      <w:r>
-        <w:t>3.0 Project Overview</w:t>
+        <w:t>1. Introduction</w:t>
       </w:r>
     </w:p>
     <w:p>
@@ -237,7 +23,7 @@
         <w:pStyle w:val="Heading3"/>
       </w:pPr>
       <w:r>
-        <w:t>3.1 Project Identification</w:t>
+        <w:t>1.1 Document Identification</w:t>
       </w:r>
     </w:p>
     <w:p>
@@ -245,7 +31,7 @@
         <w:pStyle w:val="ListBullet"/>
       </w:pPr>
       <w:r>
-        <w:t xml:space="preserve">  Project Name: MEG Transfer Pump Skid</w:t>
+        <w:t xml:space="preserve">  Document ID: 0-PRC-2003</w:t>
       </w:r>
     </w:p>
     <w:p>
@@ -253,7 +39,7 @@
         <w:pStyle w:val="ListBullet"/>
       </w:pPr>
       <w:r>
-        <w:t xml:space="preserve">  Client: B Star Chemetics</w:t>
+        <w:t xml:space="preserve">  Title: Project Execution Plan</w:t>
       </w:r>
     </w:p>
     <w:p>
@@ -261,7 +47,55 @@
         <w:pStyle w:val="ListBullet"/>
       </w:pPr>
       <w:r>
-        <w:t xml:space="preserve">  Location: Sarnia, Canada</w:t>
+        <w:t xml:space="preserve">  Type: PRC (Project Administration)</w:t>
+      </w:r>
+    </w:p>
+    <w:p>
+      <w:pPr>
+        <w:pStyle w:val="ListBullet"/>
+      </w:pPr>
+      <w:r>
+        <w:t xml:space="preserve">  Due Date: 2026-03-28</w:t>
+      </w:r>
+    </w:p>
+    <w:p>
+      <w:pPr>
+        <w:pStyle w:val="ListBullet"/>
+      </w:pPr>
+      <w:r>
+        <w:t xml:space="preserve">  Revision: 00 (Initial Issue)</w:t>
+      </w:r>
+    </w:p>
+    <w:p>
+      <w:pPr>
+        <w:pStyle w:val="Heading3"/>
+      </w:pPr>
+      <w:r>
+        <w:t>1.2 Project Identification</w:t>
+      </w:r>
+    </w:p>
+    <w:p>
+      <w:pPr>
+        <w:pStyle w:val="ListBullet"/>
+      </w:pPr>
+      <w:r>
+        <w:t xml:space="preserve">  Project Name: Y-Office Tower</w:t>
+      </w:r>
+    </w:p>
+    <w:p>
+      <w:pPr>
+        <w:pStyle w:val="ListBullet"/>
+      </w:pPr>
+      <w:r>
+        <w:t xml:space="preserve">  Client: AE Prime</w:t>
+      </w:r>
+    </w:p>
+    <w:p>
+      <w:pPr>
+        <w:pStyle w:val="ListBullet"/>
+      </w:pPr>
+      <w:r>
+        <w:t xml:space="preserve">  Location: New Cairo, Egypt</w:t>
       </w:r>
     </w:p>
     <w:p>
@@ -277,12 +111,20 @@
         <w:pStyle w:val="Heading3"/>
       </w:pPr>
       <w:r>
-        <w:t>3.2 Project Scope Summary</w:t>
+        <w:t>1.3 Purpose of this Plan</w:t>
       </w:r>
     </w:p>
     <w:p>
       <w:r>
-        <w:t>The MEG Transfer Pump Skid project involves the engineering, procurement, and construction (EPC) of a skid-mounted horizontal centrifugal pump system. This system is designed for the transfer of Monoethylene Glycol (MEG) at specified operating conditions, ensuring reliable and safe operation for the client's facility in Sarnia, Canada.</w:t>
+        <w:t>The Project Execution Plan (PEP) outlines the comprehensive strategy and methodology for managing, executing, and controlling the Y-Office Tower project. This document specifically details the plan for executing the project phases corresponding to Work Breakdown Structure (WBS) levels 0 through 2, encompassing overall project management, conceptual design, and schematic design stages. It serves as a foundational reference for all project participants, ensuring alignment with project objectives, client requirements, and established engineering standards.</w:t>
+      </w:r>
+    </w:p>
+    <w:p>
+      <w:pPr>
+        <w:pStyle w:val="Heading2"/>
+      </w:pPr>
+      <w:r>
+        <w:t>2. Project Overview</w:t>
       </w:r>
     </w:p>
     <w:p>
@@ -290,229 +132,20 @@
         <w:pStyle w:val="Heading3"/>
       </w:pPr>
       <w:r>
-        <w:t>3.3 Key Project Data</w:t>
-      </w:r>
-    </w:p>
-    <w:tbl>
-      <w:tblPr>
-        <w:tblStyle w:val="TableGrid"/>
-        <w:tblW w:type="auto" w:w="0"/>
-        <w:tblLook w:firstColumn="1" w:firstRow="1" w:lastColumn="0" w:lastRow="0" w:noHBand="0" w:noVBand="1" w:val="04A0"/>
-      </w:tblPr>
-      <w:tblGrid>
-        <w:gridCol w:w="2880"/>
-        <w:gridCol w:w="2880"/>
-        <w:gridCol w:w="2880"/>
-      </w:tblGrid>
-      <w:tr>
-        <w:tc>
-          <w:tcPr>
-            <w:tcW w:type="dxa" w:w="2880"/>
-          </w:tcPr>
-          <w:p>
-            <w:r>
-              <w:rPr>
-                <w:b/>
-              </w:rPr>
-              <w:t>Parameter</w:t>
-            </w:r>
-          </w:p>
-        </w:tc>
-        <w:tc>
-          <w:tcPr>
-            <w:tcW w:type="dxa" w:w="2880"/>
-          </w:tcPr>
-          <w:p>
-            <w:r>
-              <w:rPr>
-                <w:b/>
-              </w:rPr>
-              <w:t>Value</w:t>
-            </w:r>
-          </w:p>
-        </w:tc>
-        <w:tc>
-          <w:tcPr>
-            <w:tcW w:type="dxa" w:w="2880"/>
-          </w:tcPr>
-          <w:p>
-            <w:r>
-              <w:rPr>
-                <w:b/>
-              </w:rPr>
-              <w:t>Unit</w:t>
-            </w:r>
-          </w:p>
-        </w:tc>
-      </w:tr>
-      <w:tr>
-        <w:tc>
-          <w:tcPr>
-            <w:tcW w:type="dxa" w:w="2880"/>
-          </w:tcPr>
-          <w:p>
-            <w:r>
-              <w:t>Equipment</w:t>
-            </w:r>
-          </w:p>
-        </w:tc>
-        <w:tc>
-          <w:tcPr>
-            <w:tcW w:type="dxa" w:w="2880"/>
-          </w:tcPr>
-          <w:p>
-            <w:r>
-              <w:t>Horizontal Centrifugal Pump</w:t>
-            </w:r>
-          </w:p>
-        </w:tc>
-        <w:tc>
-          <w:tcPr>
-            <w:tcW w:type="dxa" w:w="2880"/>
-          </w:tcPr>
-          <w:p>
-            <w:r/>
-          </w:p>
-        </w:tc>
-      </w:tr>
-      <w:tr>
-        <w:tc>
-          <w:tcPr>
-            <w:tcW w:type="dxa" w:w="2880"/>
-          </w:tcPr>
-          <w:p>
-            <w:r>
-              <w:t>Fluid</w:t>
-            </w:r>
-          </w:p>
-        </w:tc>
-        <w:tc>
-          <w:tcPr>
-            <w:tcW w:type="dxa" w:w="2880"/>
-          </w:tcPr>
-          <w:p>
-            <w:r>
-              <w:t>Monoethylene Glycol (MEG), 95% by weight</w:t>
-            </w:r>
-          </w:p>
-        </w:tc>
-        <w:tc>
-          <w:tcPr>
-            <w:tcW w:type="dxa" w:w="2880"/>
-          </w:tcPr>
-          <w:p>
-            <w:r/>
-          </w:p>
-        </w:tc>
-      </w:tr>
-      <w:tr>
-        <w:tc>
-          <w:tcPr>
-            <w:tcW w:type="dxa" w:w="2880"/>
-          </w:tcPr>
-          <w:p>
-            <w:r>
-              <w:t>Flow Rate</w:t>
-            </w:r>
-          </w:p>
-        </w:tc>
-        <w:tc>
-          <w:tcPr>
-            <w:tcW w:type="dxa" w:w="2880"/>
-          </w:tcPr>
-          <w:p>
-            <w:r>
-              <w:t>45</w:t>
-            </w:r>
-          </w:p>
-        </w:tc>
-        <w:tc>
-          <w:tcPr>
-            <w:tcW w:type="dxa" w:w="2880"/>
-          </w:tcPr>
-          <w:p>
-            <w:r>
-              <w:t>m³/h</w:t>
-            </w:r>
-          </w:p>
-        </w:tc>
-      </w:tr>
-      <w:tr>
-        <w:tc>
-          <w:tcPr>
-            <w:tcW w:type="dxa" w:w="2880"/>
-          </w:tcPr>
-          <w:p>
-            <w:r>
-              <w:t>Design Pressure</w:t>
-            </w:r>
-          </w:p>
-        </w:tc>
-        <w:tc>
-          <w:tcPr>
-            <w:tcW w:type="dxa" w:w="2880"/>
-          </w:tcPr>
-          <w:p>
-            <w:r>
-              <w:t>10</w:t>
-            </w:r>
-          </w:p>
-        </w:tc>
-        <w:tc>
-          <w:tcPr>
-            <w:tcW w:type="dxa" w:w="2880"/>
-          </w:tcPr>
-          <w:p>
-            <w:r>
-              <w:t>bar</w:t>
-            </w:r>
-          </w:p>
-        </w:tc>
-      </w:tr>
-      <w:tr>
-        <w:tc>
-          <w:tcPr>
-            <w:tcW w:type="dxa" w:w="2880"/>
-          </w:tcPr>
-          <w:p>
-            <w:r>
-              <w:t>Design Temperature</w:t>
-            </w:r>
-          </w:p>
-        </w:tc>
-        <w:tc>
-          <w:tcPr>
-            <w:tcW w:type="dxa" w:w="2880"/>
-          </w:tcPr>
-          <w:p>
-            <w:r>
-              <w:t>65</w:t>
-            </w:r>
-          </w:p>
-        </w:tc>
-        <w:tc>
-          <w:tcPr>
-            <w:tcW w:type="dxa" w:w="2880"/>
-          </w:tcPr>
-          <w:p>
-            <w:r>
-              <w:t>°C</w:t>
-            </w:r>
-          </w:p>
-        </w:tc>
-      </w:tr>
-    </w:tbl>
-    <w:p>
-      <w:pPr>
-        <w:pStyle w:val="Heading2"/>
-      </w:pPr>
-      <w:r>
-        <w:t>4.0 Project Objectives</w:t>
+        <w:t>2.1 Project Description</w:t>
       </w:r>
     </w:p>
     <w:p>
       <w:r>
-        <w:t>The primary objectives of the MEG Transfer Pump Skid project are to:</w:t>
+        <w:t>The Y-Office Tower project involves the design and engineering of a modern office tower located in New Cairo, Egypt. The project encompasses architectural, structural, and comprehensive Mechanical, Electrical, and Plumbing (MEP) design, including HVAC, Plumbing, Fire Fighting, Low Current, and Electrical systems.</w:t>
+      </w:r>
+    </w:p>
+    <w:p>
+      <w:pPr>
+        <w:pStyle w:val="Heading3"/>
+      </w:pPr>
+      <w:r>
+        <w:t>2.2 Key Project Characteristics</w:t>
       </w:r>
     </w:p>
     <w:p>
@@ -520,7 +153,7 @@
         <w:pStyle w:val="ListBullet"/>
       </w:pPr>
       <w:r>
-        <w:t xml:space="preserve">  Deliver a fully functional and compliant MEG transfer pump skid system as per client specifications and industry standards.</w:t>
+        <w:t xml:space="preserve">  Building Type: High-rise Office Tower</w:t>
       </w:r>
     </w:p>
     <w:p>
@@ -528,7 +161,7 @@
         <w:pStyle w:val="ListBullet"/>
       </w:pPr>
       <w:r>
-        <w:t xml:space="preserve">  Complete the project within the agreed schedule, targeting a Project End Date of 2026-08-01.</w:t>
+        <w:t xml:space="preserve">  Basement: Deep Basement</w:t>
       </w:r>
     </w:p>
     <w:p>
@@ -536,7 +169,7 @@
         <w:pStyle w:val="ListBullet"/>
       </w:pPr>
       <w:r>
-        <w:t xml:space="preserve">  Manage project costs effectively to remain within the approved budget.</w:t>
+        <w:t xml:space="preserve">  Power Supply: Medium Voltage Intake, Standby Power Required</w:t>
       </w:r>
     </w:p>
     <w:p>
@@ -544,7 +177,20 @@
         <w:pStyle w:val="ListBullet"/>
       </w:pPr>
       <w:r>
-        <w:t xml:space="preserve">  Ensure all engineering deliverables meet the required quality standards.</w:t>
+        <w:t xml:space="preserve">  Process Data: Not applicable (building project, no specific process equipment/fluids)</w:t>
+      </w:r>
+    </w:p>
+    <w:p>
+      <w:pPr>
+        <w:pStyle w:val="Heading3"/>
+      </w:pPr>
+      <w:r>
+        <w:t>2.3 Project Objectives</w:t>
+      </w:r>
+    </w:p>
+    <w:p>
+      <w:r>
+        <w:t>The primary objectives of the Y-Office Tower project are to:</w:t>
       </w:r>
     </w:p>
     <w:p>
@@ -552,7 +198,31 @@
         <w:pStyle w:val="ListBullet"/>
       </w:pPr>
       <w:r>
-        <w:t xml:space="preserve">  Maintain a safe working environment throughout all project phases.</w:t>
+        <w:t xml:space="preserve">  Deliver a complete and high-quality engineering design package for the Y-Office Tower within the agreed schedule and budget.</w:t>
+      </w:r>
+    </w:p>
+    <w:p>
+      <w:pPr>
+        <w:pStyle w:val="ListBullet"/>
+      </w:pPr>
+      <w:r>
+        <w:t xml:space="preserve">  Ensure all designs comply with local regulations, international standards, and client specifications.</w:t>
+      </w:r>
+    </w:p>
+    <w:p>
+      <w:pPr>
+        <w:pStyle w:val="ListBullet"/>
+      </w:pPr>
+      <w:r>
+        <w:t xml:space="preserve">  Effectively manage project risks, particularly those associated with high-rise construction, deep basements, and complex power systems.</w:t>
+      </w:r>
+    </w:p>
+    <w:p>
+      <w:pPr>
+        <w:pStyle w:val="ListBullet"/>
+      </w:pPr>
+      <w:r>
+        <w:t xml:space="preserve">  Foster clear communication and collaboration among all project stakeholders.</w:t>
       </w:r>
     </w:p>
     <w:p>
@@ -560,12 +230,12 @@
         <w:pStyle w:val="Heading2"/>
       </w:pPr>
       <w:r>
-        <w:t>5.0 Project Organization and Responsibilities</w:t>
+        <w:t>3. Project Scope (WBS 0-2)</w:t>
       </w:r>
     </w:p>
     <w:p>
       <w:r>
-        <w:t>The project organization structure defines the roles and responsibilities of key personnel involved in the project. The Project Manager holds overall accountability for project success, supported by dedicated engineering disciplines.</w:t>
+        <w:t>This Project Execution Plan focuses on the initial and foundational phases of the project, as defined by WBS 0, 1, and 2.</w:t>
       </w:r>
     </w:p>
     <w:p>
@@ -573,7 +243,12 @@
         <w:pStyle w:val="Heading3"/>
       </w:pPr>
       <w:r>
-        <w:t>5.1 Key Personnel and Disciplines</w:t>
+        <w:t>3.1 Overall Project Management (WBS 0)</w:t>
+      </w:r>
+    </w:p>
+    <w:p>
+      <w:r>
+        <w:t>WBS 0 covers the overarching project management and administrative activities necessary to ensure the successful execution of the project. This includes:</w:t>
       </w:r>
     </w:p>
     <w:p>
@@ -581,7 +256,7 @@
         <w:pStyle w:val="ListBullet"/>
       </w:pPr>
       <w:r>
-        <w:t xml:space="preserve">  Project Manager (PM): Overall project planning, execution, control, and closeout. Primary point of contact for the client.</w:t>
+        <w:t xml:space="preserve">  Project Planning: Development and maintenance of project plans, including this PEP, the Project Schedule, and other subsidiary management plans.</w:t>
       </w:r>
     </w:p>
     <w:p>
@@ -589,7 +264,7 @@
         <w:pStyle w:val="ListBullet"/>
       </w:pPr>
       <w:r>
-        <w:t xml:space="preserve">  Process Engineer: Responsible for process design, calculations, and criteria development.</w:t>
+        <w:t xml:space="preserve">  Project Integration: Coordinating all project elements and ensuring seamless integration across disciplines.</w:t>
       </w:r>
     </w:p>
     <w:p>
@@ -597,7 +272,121 @@
         <w:pStyle w:val="ListBullet"/>
       </w:pPr>
       <w:r>
-        <w:t xml:space="preserve">  Mechanical Engineer: Responsible for pump specifications, calculations, data sheets, and equipment requirements.</w:t>
+        <w:t xml:space="preserve">  Stakeholder Management: Identifying, analyzing, and engaging with all project stakeholders.</w:t>
+      </w:r>
+    </w:p>
+    <w:p>
+      <w:pPr>
+        <w:pStyle w:val="ListBullet"/>
+      </w:pPr>
+      <w:r>
+        <w:t xml:space="preserve">  Communication Management: Establishing clear communication channels and protocols.</w:t>
+      </w:r>
+    </w:p>
+    <w:p>
+      <w:pPr>
+        <w:pStyle w:val="ListBullet"/>
+      </w:pPr>
+      <w:r>
+        <w:t xml:space="preserve">  Risk Management: Proactive identification, assessment, and mitigation of project risks.</w:t>
+      </w:r>
+    </w:p>
+    <w:p>
+      <w:pPr>
+        <w:pStyle w:val="ListBullet"/>
+      </w:pPr>
+      <w:r>
+        <w:t xml:space="preserve">  Quality Management: Defining and implementing quality assurance and control processes.</w:t>
+      </w:r>
+    </w:p>
+    <w:p>
+      <w:pPr>
+        <w:pStyle w:val="ListBullet"/>
+      </w:pPr>
+      <w:r>
+        <w:t xml:space="preserve">  Document Control: Managing all project documentation, including the Document Register.</w:t>
+      </w:r>
+    </w:p>
+    <w:p>
+      <w:pPr>
+        <w:pStyle w:val="Heading3"/>
+      </w:pPr>
+      <w:r>
+        <w:t>3.2 Engineering Design &amp; Deliverables (WBS 1 &amp; 2)</w:t>
+      </w:r>
+    </w:p>
+    <w:p>
+      <w:r>
+        <w:t>WBS 1 encompasses the overall engineering design phase, while WBS 2 breaks down the design into specific disciplines and their initial deliverables. This project is heavily focused on the design phase, covering:</w:t>
+      </w:r>
+    </w:p>
+    <w:p>
+      <w:pPr>
+        <w:pStyle w:val="ListBullet"/>
+      </w:pPr>
+      <w:r>
+        <w:t xml:space="preserve">  Architectural Design: Conceptual and schematic architectural layouts, elevations, sections, and 3D visualizations.</w:t>
+      </w:r>
+    </w:p>
+    <w:p>
+      <w:pPr>
+        <w:pStyle w:val="ListBullet"/>
+      </w:pPr>
+      <w:r>
+        <w:t xml:space="preserve">  Structural Design: Conceptual and schematic structural layouts, including preliminary analysis and design considerations for the high-rise and deep basement.</w:t>
+      </w:r>
+    </w:p>
+    <w:p>
+      <w:pPr>
+        <w:pStyle w:val="ListBullet"/>
+      </w:pPr>
+      <w:r>
+        <w:t xml:space="preserve">  MEP Design (General): Conceptual and schematic design for all Mechanical, Electrical, and Plumbing systems.</w:t>
+      </w:r>
+    </w:p>
+    <w:p>
+      <w:pPr>
+        <w:pStyle w:val="ListBullet"/>
+      </w:pPr>
+      <w:r>
+        <w:t xml:space="preserve">  HVAC Design: Schematic HVAC system layouts, preliminary heat load calculations.</w:t>
+      </w:r>
+    </w:p>
+    <w:p>
+      <w:pPr>
+        <w:pStyle w:val="ListBullet"/>
+      </w:pPr>
+      <w:r>
+        <w:t xml:space="preserve">  Plumbing Design: Schematic plumbing system layouts, preliminary calculations.</w:t>
+      </w:r>
+    </w:p>
+    <w:p>
+      <w:pPr>
+        <w:pStyle w:val="ListBullet"/>
+      </w:pPr>
+      <w:r>
+        <w:t xml:space="preserve">  Fire Fighting Design: Schematic fire fighting system layouts, preliminary reports.</w:t>
+      </w:r>
+    </w:p>
+    <w:p>
+      <w:pPr>
+        <w:pStyle w:val="ListBullet"/>
+      </w:pPr>
+      <w:r>
+        <w:t xml:space="preserve">  Low Current Design: Schematic low current system layouts (Fire Alarm, CCTV, Access Control, Public Address, Structured Cabling).</w:t>
+      </w:r>
+    </w:p>
+    <w:p>
+      <w:pPr>
+        <w:pStyle w:val="ListBullet"/>
+      </w:pPr>
+      <w:r>
+        <w:t xml:space="preserve">  Electrical Design: Schematic electrical layouts, preliminary load calculations, single line diagrams.</w:t>
+      </w:r>
+    </w:p>
+    <w:p>
+      <w:r>
+        <w:t>A detailed list of key deliverables for these WBS levels is provided in Appendix A.</w:t>
       </w:r>
     </w:p>
     <w:p>
@@ -605,12 +394,25 @@
         <w:pStyle w:val="Heading2"/>
       </w:pPr>
       <w:r>
-        <w:t>6.0 Project Schedule</w:t>
+        <w:t>4. Project Organization and Responsibilities</w:t>
       </w:r>
     </w:p>
     <w:p>
       <w:r>
-        <w:t>The detailed project schedule, outlining all major milestones, activities, and their durations, is documented separately. This Project Execution Plan adheres to the timelines established in the Project Schedule.</w:t>
+        <w:t>The project organization is structured to ensure clear lines of authority, effective communication, and efficient execution.</w:t>
+      </w:r>
+    </w:p>
+    <w:p>
+      <w:pPr>
+        <w:pStyle w:val="Heading3"/>
+      </w:pPr>
+      <w:r>
+        <w:t>4.1 Project Management Team</w:t>
+      </w:r>
+    </w:p>
+    <w:p>
+      <w:r>
+        <w:t>The Project Management (PM) team is responsible for the overall planning, execution, monitoring, control, and closeout of the project.</w:t>
       </w:r>
     </w:p>
     <w:p>
@@ -618,7 +420,76 @@
         <w:pStyle w:val="ListBullet"/>
       </w:pPr>
       <w:r>
-        <w:t xml:space="preserve">  Reference Document: 0-DAT-3001.0 — Project Schedule (Due: 2026-03-28)</w:t>
+        <w:t xml:space="preserve">  Project Manager (PM): Overall responsibility for project success, client liaison, budget, schedule, risk, and quality.</w:t>
+      </w:r>
+    </w:p>
+    <w:p>
+      <w:pPr>
+        <w:pStyle w:val="Heading3"/>
+      </w:pPr>
+      <w:r>
+        <w:t>4.2 Engineering Discipline Leads</w:t>
+      </w:r>
+    </w:p>
+    <w:p>
+      <w:r>
+        <w:t>Each engineering discipline is led by a dedicated engineer responsible for their respective scope of work, technical quality, and timely delivery of documentation.</w:t>
+      </w:r>
+    </w:p>
+    <w:p>
+      <w:pPr>
+        <w:pStyle w:val="ListBullet"/>
+      </w:pPr>
+      <w:r>
+        <w:t xml:space="preserve">  Architect: Responsible for architectural design, aesthetics, space planning, and compliance with building codes.</w:t>
+      </w:r>
+    </w:p>
+    <w:p>
+      <w:pPr>
+        <w:pStyle w:val="ListBullet"/>
+      </w:pPr>
+      <w:r>
+        <w:t xml:space="preserve">  Structural Engineer: Responsible for the structural integrity, stability, and safety of the building, including foundation and superstructure design.</w:t>
+      </w:r>
+    </w:p>
+    <w:p>
+      <w:pPr>
+        <w:pStyle w:val="ListBullet"/>
+      </w:pPr>
+      <w:r>
+        <w:t xml:space="preserve">  HVAC Engineer: Responsible for heating, ventilation, and air conditioning system design.</w:t>
+      </w:r>
+    </w:p>
+    <w:p>
+      <w:pPr>
+        <w:pStyle w:val="ListBullet"/>
+      </w:pPr>
+      <w:r>
+        <w:t xml:space="preserve">  Plumbing Engineer: Responsible for water supply, drainage, and sanitary system design.</w:t>
+      </w:r>
+    </w:p>
+    <w:p>
+      <w:pPr>
+        <w:pStyle w:val="ListBullet"/>
+      </w:pPr>
+      <w:r>
+        <w:t xml:space="preserve">  Fire Fighting Engineer: Responsible for fire detection, suppression, and life safety system design.</w:t>
+      </w:r>
+    </w:p>
+    <w:p>
+      <w:pPr>
+        <w:pStyle w:val="ListBullet"/>
+      </w:pPr>
+      <w:r>
+        <w:t xml:space="preserve">  Low Current Engineer: Responsible for telecommunications, security, and other low voltage systems.</w:t>
+      </w:r>
+    </w:p>
+    <w:p>
+      <w:pPr>
+        <w:pStyle w:val="ListBullet"/>
+      </w:pPr>
+      <w:r>
+        <w:t xml:space="preserve">  Electrical Engineer: Responsible for power distribution, lighting, and earthing system design.</w:t>
       </w:r>
     </w:p>
     <w:p>
@@ -626,12 +497,7 @@
         <w:pStyle w:val="Heading2"/>
       </w:pPr>
       <w:r>
-        <w:t>7.0 Document Control and Deliverables</w:t>
-      </w:r>
-    </w:p>
-    <w:p>
-      <w:r>
-        <w:t>All project documentation will be managed in accordance with established document control procedures. The following table lists the key deliverables for this project, including their IDs, responsible parties, and due dates.</w:t>
+        <w:t>5. Project Schedule Summary</w:t>
       </w:r>
     </w:p>
     <w:p>
@@ -639,7 +505,275 @@
         <w:pStyle w:val="Heading3"/>
       </w:pPr>
       <w:r>
-        <w:t>7.1 Full Document Register</w:t>
+        <w:t>5.1 Key Milestones</w:t>
+      </w:r>
+    </w:p>
+    <w:p>
+      <w:pPr>
+        <w:pStyle w:val="ListBullet"/>
+      </w:pPr>
+      <w:r>
+        <w:t xml:space="preserve">  Concept Design Reports (Architectural, Structural, MEP): 2026-02-28 (Completed/Underway)</w:t>
+      </w:r>
+    </w:p>
+    <w:p>
+      <w:pPr>
+        <w:pStyle w:val="ListBullet"/>
+      </w:pPr>
+      <w:r>
+        <w:t xml:space="preserve">  Schematic Drawings (All Disciplines): 2026-03-14</w:t>
+      </w:r>
+    </w:p>
+    <w:p>
+      <w:pPr>
+        <w:pStyle w:val="ListBullet"/>
+      </w:pPr>
+      <w:r>
+        <w:t xml:space="preserve">  Project Execution Plan (This Document): 2026-03-28</w:t>
+      </w:r>
+    </w:p>
+    <w:p>
+      <w:pPr>
+        <w:pStyle w:val="ListBullet"/>
+      </w:pPr>
+      <w:r>
+        <w:t xml:space="preserve">  3D Visualizations &amp; Presentations: 2026-03-28</w:t>
+      </w:r>
+    </w:p>
+    <w:p>
+      <w:pPr>
+        <w:pStyle w:val="ListBullet"/>
+      </w:pPr>
+      <w:r>
+        <w:t xml:space="preserve">  Project Schedule (Detailed): 2026-04-04</w:t>
+      </w:r>
+    </w:p>
+    <w:p>
+      <w:pPr>
+        <w:pStyle w:val="ListBullet"/>
+      </w:pPr>
+      <w:r>
+        <w:t xml:space="preserve">  ETABS/SAFE Models (Structural): 2026-04-25</w:t>
+      </w:r>
+    </w:p>
+    <w:p>
+      <w:pPr>
+        <w:pStyle w:val="ListBullet"/>
+      </w:pPr>
+      <w:r>
+        <w:t xml:space="preserve">  Revit Models (Architectural, Structural): 2026-05-09</w:t>
+      </w:r>
+    </w:p>
+    <w:p>
+      <w:pPr>
+        <w:pStyle w:val="ListBullet"/>
+      </w:pPr>
+      <w:r>
+        <w:t xml:space="preserve">  Revit Models (MEP Disciplines): 2026-05-23</w:t>
+      </w:r>
+    </w:p>
+    <w:p>
+      <w:pPr>
+        <w:pStyle w:val="ListBullet"/>
+      </w:pPr>
+      <w:r>
+        <w:t xml:space="preserve">  Project End Date: 2026-08-01</w:t>
+      </w:r>
+    </w:p>
+    <w:p>
+      <w:pPr>
+        <w:pStyle w:val="Heading3"/>
+      </w:pPr>
+      <w:r>
+        <w:t>5.2 Overall Project Timeline</w:t>
+      </w:r>
+    </w:p>
+    <w:p>
+      <w:r>
+        <w:t>The project will proceed through conceptual design, schematic design, detailed design, and final documentation phases, culminating in the project end date of 2026-08-01. The Project Schedule (0-DAT-3001.0) will provide a detailed breakdown of all activities and their interdependencies.</w:t>
+      </w:r>
+    </w:p>
+    <w:p>
+      <w:pPr>
+        <w:pStyle w:val="Heading2"/>
+      </w:pPr>
+      <w:r>
+        <w:t>6. Project Controls</w:t>
+      </w:r>
+    </w:p>
+    <w:p>
+      <w:pPr>
+        <w:pStyle w:val="Heading3"/>
+      </w:pPr>
+      <w:r>
+        <w:t>6.1 Document Control</w:t>
+      </w:r>
+    </w:p>
+    <w:p>
+      <w:r>
+        <w:t>All project documents will be managed through a robust document control system. The Document Register (0-LST-0001) serves as the master list of all project deliverables, their responsible parties, and due dates. All documents will follow a standardized numbering and revision control system.</w:t>
+      </w:r>
+    </w:p>
+    <w:p>
+      <w:pPr>
+        <w:pStyle w:val="Heading3"/>
+      </w:pPr>
+      <w:r>
+        <w:t>6.2 Schedule Control</w:t>
+      </w:r>
+    </w:p>
+    <w:p>
+      <w:r>
+        <w:t>The Project Schedule (0-DAT-3001.0) will be regularly monitored and updated to track progress against baselines. Any deviations will be identified, and corrective actions will be implemented to maintain the project timeline. Expediting activities, as outlined in relevant project procedures (e.g., referencing principles from 0-LST-4008 for expediting headers), will be applied to critical path items.</w:t>
+      </w:r>
+    </w:p>
+    <w:p>
+      <w:pPr>
+        <w:pStyle w:val="Heading3"/>
+      </w:pPr>
+      <w:r>
+        <w:t>6.3 Cost Control</w:t>
+      </w:r>
+    </w:p>
+    <w:p>
+      <w:r>
+        <w:t>While detailed cost data is not part of this plan, the project budget will be managed through regular tracking of expenditures and forecasting. Any potential cost overruns will be identified early, and mitigation strategies will be developed.</w:t>
+      </w:r>
+    </w:p>
+    <w:p>
+      <w:pPr>
+        <w:pStyle w:val="Heading3"/>
+      </w:pPr>
+      <w:r>
+        <w:t>6.4 Quality Management</w:t>
+      </w:r>
+    </w:p>
+    <w:p>
+      <w:r>
+        <w:t>A Project Quality Plan will be developed to ensure all deliverables meet the required quality standards and client specifications. This includes design reviews, inter-discipline coordination checks, and adherence to relevant codes and standards.</w:t>
+      </w:r>
+    </w:p>
+    <w:p>
+      <w:pPr>
+        <w:pStyle w:val="Heading3"/>
+      </w:pPr>
+      <w:r>
+        <w:t>6.5 Risk Management</w:t>
+      </w:r>
+    </w:p>
+    <w:p>
+      <w:r>
+        <w:t>A comprehensive Risk Management Plan will be implemented to address identified project risks.</w:t>
+      </w:r>
+    </w:p>
+    <w:p>
+      <w:pPr>
+        <w:pStyle w:val="ListBullet"/>
+      </w:pPr>
+      <w:r>
+        <w:t xml:space="preserve">  High-Rise Construction: Specific design considerations for wind loads, seismic activity, vertical transportation, and fire safety will be integrated.</w:t>
+      </w:r>
+    </w:p>
+    <w:p>
+      <w:pPr>
+        <w:pStyle w:val="ListBullet"/>
+      </w:pPr>
+      <w:r>
+        <w:t xml:space="preserve">  Deep Basement: Geotechnical investigations, dewatering strategies, and structural design for retaining walls will be critical.</w:t>
+      </w:r>
+    </w:p>
+    <w:p>
+      <w:pPr>
+        <w:pStyle w:val="ListBullet"/>
+      </w:pPr>
+      <w:r>
+        <w:t xml:space="preserve">  Medium Voltage Intake &amp; Standby Power: Detailed electrical design will address power supply reliability, redundancy, and safety requirements.</w:t>
+      </w:r>
+    </w:p>
+    <w:p>
+      <w:pPr>
+        <w:pStyle w:val="ListBullet"/>
+      </w:pPr>
+      <w:r>
+        <w:t xml:space="preserve">  Regular risk reviews will be conducted to monitor existing risks and identify new ones.</w:t>
+      </w:r>
+    </w:p>
+    <w:p>
+      <w:pPr>
+        <w:pStyle w:val="Heading3"/>
+      </w:pPr>
+      <w:r>
+        <w:t>6.6 Change Management</w:t>
+      </w:r>
+    </w:p>
+    <w:p>
+      <w:r>
+        <w:t>A formal Change Management Procedure will be established to control all changes to the project scope, schedule, or budget. All changes will be documented, assessed for impact, and approved by relevant stakeholders before implementation.</w:t>
+      </w:r>
+    </w:p>
+    <w:p>
+      <w:pPr>
+        <w:pStyle w:val="Heading3"/>
+      </w:pPr>
+      <w:r>
+        <w:t>6.7 Communication Management</w:t>
+      </w:r>
+    </w:p>
+    <w:p>
+      <w:r>
+        <w:t>A Communication Plan will define the communication matrix, meeting schedules, reporting requirements, and information flow between the project team, client, and other stakeholders.</w:t>
+      </w:r>
+    </w:p>
+    <w:p>
+      <w:pPr>
+        <w:pStyle w:val="Heading2"/>
+      </w:pPr>
+      <w:r>
+        <w:t>7. Procurement and Subcontracting Strategy</w:t>
+      </w:r>
+    </w:p>
+    <w:p>
+      <w:r>
+        <w:t>While the primary focus of WBS 0-2 is design, the project execution plan acknowledges the future need for procurement and subcontracting activities. A detailed Procurement and Subcontracting Plan will be developed in later stages, outlining strategies for vendor selection, contract management, and expediting. This will align with the principles for Procurement &amp; Subcontract Activities and Subcontracts as indicated in project standards (e.g., 0-LST-4008 headers).</w:t>
+      </w:r>
+    </w:p>
+    <w:p>
+      <w:pPr>
+        <w:pStyle w:val="Heading2"/>
+      </w:pPr>
+      <w:r>
+        <w:t>8. Health, Safety, and Environment (HSE)</w:t>
+      </w:r>
+    </w:p>
+    <w:p>
+      <w:r>
+        <w:t>All project activities will be conducted in strict adherence to applicable health, safety, and environmental regulations and best practices. A Project HSE Plan will be developed to ensure a safe working environment for all personnel and to minimize environmental impact.</w:t>
+      </w:r>
+    </w:p>
+    <w:p>
+      <w:pPr>
+        <w:pStyle w:val="Heading2"/>
+      </w:pPr>
+      <w:r>
+        <w:t>9. Closeout</w:t>
+      </w:r>
+    </w:p>
+    <w:p>
+      <w:r>
+        <w:t>Upon completion of the design phase, a formal project closeout process will be initiated, including final documentation, archiving, and lessons learned sessions.</w:t>
+      </w:r>
+    </w:p>
+    <w:p>
+      <w:pPr>
+        <w:pStyle w:val="Heading2"/>
+      </w:pPr>
+      <w:r>
+        <w:t>Appendix A: Key Deliverables (WBS 0-2)</w:t>
+      </w:r>
+    </w:p>
+    <w:p>
+      <w:r>
+        <w:t>The following is a selection of key deliverables relevant to WBS 0, 1, and 2, extracted from the full document register:</w:t>
       </w:r>
     </w:p>
     <w:tbl>
@@ -664,7 +798,7 @@
               <w:rPr>
                 <w:b/>
               </w:rPr>
-              <w:t>ID</w:t>
+              <w:t>Document ID</w:t>
             </w:r>
           </w:p>
         </w:tc>
@@ -677,7 +811,7 @@
               <w:rPr>
                 <w:b/>
               </w:rPr>
-              <w:t>Responsible</w:t>
+              <w:t>Discipline</w:t>
             </w:r>
           </w:p>
         </w:tc>
@@ -819,7 +953,7 @@
           </w:tcPr>
           <w:p>
             <w:r>
-              <w:t>2026-03-28</w:t>
+              <w:t>2026-04-04</w:t>
             </w:r>
           </w:p>
         </w:tc>
@@ -841,7 +975,7 @@
           </w:tcPr>
           <w:p>
             <w:r>
-              <w:t>1-PRC-0001</w:t>
+              <w:t>PRJ.23026-GE-REP-0001</w:t>
             </w:r>
           </w:p>
         </w:tc>
@@ -851,7 +985,7 @@
           </w:tcPr>
           <w:p>
             <w:r>
-              <w:t>Process Engineer</w:t>
+              <w:t>PM</w:t>
             </w:r>
           </w:p>
         </w:tc>
@@ -861,7 +995,7 @@
           </w:tcPr>
           <w:p>
             <w:r>
-              <w:t>2026-06-20</w:t>
+              <w:t>2026-02-28</w:t>
             </w:r>
           </w:p>
         </w:tc>
@@ -871,7 +1005,7 @@
           </w:tcPr>
           <w:p>
             <w:r>
-              <w:t>Process Design Criteria</w:t>
+              <w:t>Architectural and Structural Concept Design Report</w:t>
             </w:r>
           </w:p>
         </w:tc>
@@ -883,7 +1017,7 @@
           </w:tcPr>
           <w:p>
             <w:r>
-              <w:t>1-CAL-XXXX</w:t>
+              <w:t>PRJ.23026-GE-REP-0002</w:t>
             </w:r>
           </w:p>
         </w:tc>
@@ -893,7 +1027,7 @@
           </w:tcPr>
           <w:p>
             <w:r>
-              <w:t>Process Engineer</w:t>
+              <w:t>PM</w:t>
             </w:r>
           </w:p>
         </w:tc>
@@ -903,7 +1037,7 @@
           </w:tcPr>
           <w:p>
             <w:r>
-              <w:t>2026-05-09</w:t>
+              <w:t>2026-02-28</w:t>
             </w:r>
           </w:p>
         </w:tc>
@@ -913,7 +1047,7 @@
           </w:tcPr>
           <w:p>
             <w:r>
-              <w:t>Process Calculations</w:t>
+              <w:t>MEP Concept Design Report</w:t>
             </w:r>
           </w:p>
         </w:tc>
@@ -925,7 +1059,7 @@
           </w:tcPr>
           <w:p>
             <w:r>
-              <w:t>4-PRC-0007</w:t>
+              <w:t>PRJ.23026-AR-DWP-1001</w:t>
             </w:r>
           </w:p>
         </w:tc>
@@ -935,7 +1069,7 @@
           </w:tcPr>
           <w:p>
             <w:r>
-              <w:t>Mechanical Engineer</w:t>
+              <w:t>Architect</w:t>
             </w:r>
           </w:p>
         </w:tc>
@@ -945,7 +1079,7 @@
           </w:tcPr>
           <w:p>
             <w:r>
-              <w:t>2026-04-25</w:t>
+              <w:t>2026-03-14</w:t>
             </w:r>
           </w:p>
         </w:tc>
@@ -955,7 +1089,7 @@
           </w:tcPr>
           <w:p>
             <w:r>
-              <w:t>Pump Calculation Procedure</w:t>
+              <w:t>Schematic Architecture Drawings</w:t>
             </w:r>
           </w:p>
         </w:tc>
@@ -967,7 +1101,7 @@
           </w:tcPr>
           <w:p>
             <w:r>
-              <w:t>4-CAL-0001</w:t>
+              <w:t>PRJ.23026-AR-3DS-1001</w:t>
             </w:r>
           </w:p>
         </w:tc>
@@ -977,7 +1111,7 @@
           </w:tcPr>
           <w:p>
             <w:r>
-              <w:t>Mechanical Engineer</w:t>
+              <w:t>Architect</w:t>
             </w:r>
           </w:p>
         </w:tc>
@@ -987,7 +1121,7 @@
           </w:tcPr>
           <w:p>
             <w:r>
-              <w:t>2026-07-11</w:t>
+              <w:t>2026-03-28</w:t>
             </w:r>
           </w:p>
         </w:tc>
@@ -997,7 +1131,7 @@
           </w:tcPr>
           <w:p>
             <w:r>
-              <w:t>Pump Calculations</w:t>
+              <w:t>3D Shots</w:t>
             </w:r>
           </w:p>
         </w:tc>
@@ -1009,7 +1143,7 @@
           </w:tcPr>
           <w:p>
             <w:r>
-              <w:t>4-DST-XXXX</w:t>
+              <w:t>PRJ.23026-AR-3DV-1001</w:t>
             </w:r>
           </w:p>
         </w:tc>
@@ -1019,7 +1153,7 @@
           </w:tcPr>
           <w:p>
             <w:r>
-              <w:t>Mechanical Engineer</w:t>
+              <w:t>Architect</w:t>
             </w:r>
           </w:p>
         </w:tc>
@@ -1029,7 +1163,7 @@
           </w:tcPr>
           <w:p>
             <w:r>
-              <w:t>2026-06-06</w:t>
+              <w:t>2026-03-28</w:t>
             </w:r>
           </w:p>
         </w:tc>
@@ -1039,7 +1173,7 @@
           </w:tcPr>
           <w:p>
             <w:r>
-              <w:t>Pump Data Sheets</w:t>
+              <w:t>3D Views</w:t>
             </w:r>
           </w:p>
         </w:tc>
@@ -1051,7 +1185,7 @@
           </w:tcPr>
           <w:p>
             <w:r>
-              <w:t>4-SPC-0002</w:t>
+              <w:t>PRJ.23026-AR-PSP-1001</w:t>
             </w:r>
           </w:p>
         </w:tc>
@@ -1061,7 +1195,7 @@
           </w:tcPr>
           <w:p>
             <w:r>
-              <w:t>Mechanical Engineer</w:t>
+              <w:t>Architect</w:t>
             </w:r>
           </w:p>
         </w:tc>
@@ -1071,7 +1205,7 @@
           </w:tcPr>
           <w:p>
             <w:r>
-              <w:t>2026-07-18</w:t>
+              <w:t>2026-03-28</w:t>
             </w:r>
           </w:p>
         </w:tc>
@@ -1081,7 +1215,7 @@
           </w:tcPr>
           <w:p>
             <w:r>
-              <w:t>Horizontal Centrifugal Pumps</w:t>
+              <w:t>Perspectives</w:t>
             </w:r>
           </w:p>
         </w:tc>
@@ -1093,7 +1227,7 @@
           </w:tcPr>
           <w:p>
             <w:r>
-              <w:t>4-SPC-0001</w:t>
+              <w:t>PRJ.23026-AR-PRS-1001</w:t>
             </w:r>
           </w:p>
         </w:tc>
@@ -1103,7 +1237,7 @@
           </w:tcPr>
           <w:p>
             <w:r>
-              <w:t>Mechanical Engineer</w:t>
+              <w:t>Architect</w:t>
             </w:r>
           </w:p>
         </w:tc>
@@ -1113,7 +1247,7 @@
           </w:tcPr>
           <w:p>
             <w:r>
-              <w:t>2026-06-20</w:t>
+              <w:t>2026-03-28</w:t>
             </w:r>
           </w:p>
         </w:tc>
@@ -1123,7 +1257,7 @@
           </w:tcPr>
           <w:p>
             <w:r>
-              <w:t>General Equipment Requirements</w:t>
+              <w:t>Architectural Presentation</w:t>
             </w:r>
           </w:p>
         </w:tc>
@@ -1135,7 +1269,7 @@
           </w:tcPr>
           <w:p>
             <w:r>
-              <w:t>4-TAB-XXXX</w:t>
+              <w:t>PRJ.23026-ST-DWP-9001</w:t>
             </w:r>
           </w:p>
         </w:tc>
@@ -1145,7 +1279,7 @@
           </w:tcPr>
           <w:p>
             <w:r>
-              <w:t>Mechanical Engineer</w:t>
+              <w:t>Structural Engineer</w:t>
             </w:r>
           </w:p>
         </w:tc>
@@ -1155,7 +1289,7 @@
           </w:tcPr>
           <w:p>
             <w:r>
-              <w:t>2026-07-25</w:t>
+              <w:t>2026-03-14</w:t>
             </w:r>
           </w:p>
         </w:tc>
@@ -1165,196 +1299,264 @@
           </w:tcPr>
           <w:p>
             <w:r>
-              <w:t>Equipment Bid Tabulations</w:t>
+              <w:t>Schematic Structural Drawings</w:t>
+            </w:r>
+          </w:p>
+        </w:tc>
+      </w:tr>
+      <w:tr>
+        <w:tc>
+          <w:tcPr>
+            <w:tcW w:type="dxa" w:w="2160"/>
+          </w:tcPr>
+          <w:p>
+            <w:r>
+              <w:t>PRJ.23026-ST-SOB-9001</w:t>
+            </w:r>
+          </w:p>
+        </w:tc>
+        <w:tc>
+          <w:tcPr>
+            <w:tcW w:type="dxa" w:w="2160"/>
+          </w:tcPr>
+          <w:p>
+            <w:r>
+              <w:t>Structural Engineer</w:t>
+            </w:r>
+          </w:p>
+        </w:tc>
+        <w:tc>
+          <w:tcPr>
+            <w:tcW w:type="dxa" w:w="2160"/>
+          </w:tcPr>
+          <w:p>
+            <w:r>
+              <w:t>2026-03-28</w:t>
+            </w:r>
+          </w:p>
+        </w:tc>
+        <w:tc>
+          <w:tcPr>
+            <w:tcW w:type="dxa" w:w="2160"/>
+          </w:tcPr>
+          <w:p>
+            <w:r>
+              <w:t>Soil Borings Drawings</w:t>
+            </w:r>
+          </w:p>
+        </w:tc>
+      </w:tr>
+      <w:tr>
+        <w:tc>
+          <w:tcPr>
+            <w:tcW w:type="dxa" w:w="2160"/>
+          </w:tcPr>
+          <w:p>
+            <w:r>
+              <w:t>PRJ.23026-HV-DWP-3001</w:t>
+            </w:r>
+          </w:p>
+        </w:tc>
+        <w:tc>
+          <w:tcPr>
+            <w:tcW w:type="dxa" w:w="2160"/>
+          </w:tcPr>
+          <w:p>
+            <w:r>
+              <w:t>HVAC Engineer</w:t>
+            </w:r>
+          </w:p>
+        </w:tc>
+        <w:tc>
+          <w:tcPr>
+            <w:tcW w:type="dxa" w:w="2160"/>
+          </w:tcPr>
+          <w:p>
+            <w:r>
+              <w:t>2026-03-14</w:t>
+            </w:r>
+          </w:p>
+        </w:tc>
+        <w:tc>
+          <w:tcPr>
+            <w:tcW w:type="dxa" w:w="2160"/>
+          </w:tcPr>
+          <w:p>
+            <w:r>
+              <w:t>Schematic HVAC Drawings</w:t>
+            </w:r>
+          </w:p>
+        </w:tc>
+      </w:tr>
+      <w:tr>
+        <w:tc>
+          <w:tcPr>
+            <w:tcW w:type="dxa" w:w="2160"/>
+          </w:tcPr>
+          <w:p>
+            <w:r>
+              <w:t>PRJ.23026-PL-DWP-7001</w:t>
+            </w:r>
+          </w:p>
+        </w:tc>
+        <w:tc>
+          <w:tcPr>
+            <w:tcW w:type="dxa" w:w="2160"/>
+          </w:tcPr>
+          <w:p>
+            <w:r>
+              <w:t>Plumbing Engineer</w:t>
+            </w:r>
+          </w:p>
+        </w:tc>
+        <w:tc>
+          <w:tcPr>
+            <w:tcW w:type="dxa" w:w="2160"/>
+          </w:tcPr>
+          <w:p>
+            <w:r>
+              <w:t>2026-03-14</w:t>
+            </w:r>
+          </w:p>
+        </w:tc>
+        <w:tc>
+          <w:tcPr>
+            <w:tcW w:type="dxa" w:w="2160"/>
+          </w:tcPr>
+          <w:p>
+            <w:r>
+              <w:t>Schematic Plumbing Drawings</w:t>
+            </w:r>
+          </w:p>
+        </w:tc>
+      </w:tr>
+      <w:tr>
+        <w:tc>
+          <w:tcPr>
+            <w:tcW w:type="dxa" w:w="2160"/>
+          </w:tcPr>
+          <w:p>
+            <w:r>
+              <w:t>PRJ.23026-FF-DWP-4001</w:t>
+            </w:r>
+          </w:p>
+        </w:tc>
+        <w:tc>
+          <w:tcPr>
+            <w:tcW w:type="dxa" w:w="2160"/>
+          </w:tcPr>
+          <w:p>
+            <w:r>
+              <w:t>Fire Fighting Engineer</w:t>
+            </w:r>
+          </w:p>
+        </w:tc>
+        <w:tc>
+          <w:tcPr>
+            <w:tcW w:type="dxa" w:w="2160"/>
+          </w:tcPr>
+          <w:p>
+            <w:r>
+              <w:t>2026-03-14</w:t>
+            </w:r>
+          </w:p>
+        </w:tc>
+        <w:tc>
+          <w:tcPr>
+            <w:tcW w:type="dxa" w:w="2160"/>
+          </w:tcPr>
+          <w:p>
+            <w:r>
+              <w:t>Schematic Fire Fighting Drawings</w:t>
+            </w:r>
+          </w:p>
+        </w:tc>
+      </w:tr>
+      <w:tr>
+        <w:tc>
+          <w:tcPr>
+            <w:tcW w:type="dxa" w:w="2160"/>
+          </w:tcPr>
+          <w:p>
+            <w:r>
+              <w:t>PRJ.23026-LC-DWP-6001</w:t>
+            </w:r>
+          </w:p>
+        </w:tc>
+        <w:tc>
+          <w:tcPr>
+            <w:tcW w:type="dxa" w:w="2160"/>
+          </w:tcPr>
+          <w:p>
+            <w:r>
+              <w:t>Low Current Engineer</w:t>
+            </w:r>
+          </w:p>
+        </w:tc>
+        <w:tc>
+          <w:tcPr>
+            <w:tcW w:type="dxa" w:w="2160"/>
+          </w:tcPr>
+          <w:p>
+            <w:r>
+              <w:t>2026-03-14</w:t>
+            </w:r>
+          </w:p>
+        </w:tc>
+        <w:tc>
+          <w:tcPr>
+            <w:tcW w:type="dxa" w:w="2160"/>
+          </w:tcPr>
+          <w:p>
+            <w:r>
+              <w:t>Schematic Low Current Drawings</w:t>
+            </w:r>
+          </w:p>
+        </w:tc>
+      </w:tr>
+      <w:tr>
+        <w:tc>
+          <w:tcPr>
+            <w:tcW w:type="dxa" w:w="2160"/>
+          </w:tcPr>
+          <w:p>
+            <w:r>
+              <w:t>PRJ.23026-EL-DWP-5001</w:t>
+            </w:r>
+          </w:p>
+        </w:tc>
+        <w:tc>
+          <w:tcPr>
+            <w:tcW w:type="dxa" w:w="2160"/>
+          </w:tcPr>
+          <w:p>
+            <w:r>
+              <w:t>Electrical Engineer</w:t>
+            </w:r>
+          </w:p>
+        </w:tc>
+        <w:tc>
+          <w:tcPr>
+            <w:tcW w:type="dxa" w:w="2160"/>
+          </w:tcPr>
+          <w:p>
+            <w:r>
+              <w:t>2026-03-14</w:t>
+            </w:r>
+          </w:p>
+        </w:tc>
+        <w:tc>
+          <w:tcPr>
+            <w:tcW w:type="dxa" w:w="2160"/>
+          </w:tcPr>
+          <w:p>
+            <w:r>
+              <w:t>Schematic Electrical Drawings</w:t>
             </w:r>
           </w:p>
         </w:tc>
       </w:tr>
     </w:tbl>
-    <w:p>
-      <w:pPr>
-        <w:pStyle w:val="Heading2"/>
-      </w:pPr>
-      <w:r>
-        <w:t>8.0 Risk Management</w:t>
-      </w:r>
-    </w:p>
-    <w:p>
-      <w:r>
-        <w:t>Project risks will be continuously identified, assessed, and mitigated throughout the project lifecycle. A dedicated risk register will be maintained and reviewed regularly.</w:t>
-      </w:r>
-    </w:p>
-    <w:p>
-      <w:pPr>
-        <w:pStyle w:val="ListBullet"/>
-      </w:pPr>
-      <w:r>
-        <w:t xml:space="preserve">  Current Status: No active risk flags have been identified at the time of this document's issuance.</w:t>
-      </w:r>
-    </w:p>
-    <w:p>
-      <w:pPr>
-        <w:pStyle w:val="Heading2"/>
-      </w:pPr>
-      <w:r>
-        <w:t>9.0 Quality Management</w:t>
-      </w:r>
-    </w:p>
-    <w:p>
-      <w:r>
-        <w:t>The project will adhere to the company's Quality Management System (QMS) to ensure all deliverables and processes meet the required standards. This includes quality planning, assurance, and control activities across all project phases.</w:t>
-      </w:r>
-    </w:p>
-    <w:p>
-      <w:pPr>
-        <w:pStyle w:val="Heading2"/>
-      </w:pPr>
-      <w:r>
-        <w:t>10.0 Procurement and Subcontract Activities</w:t>
-      </w:r>
-    </w:p>
-    <w:p>
-      <w:r>
-        <w:t>Procurement and subcontracting activities will be managed to ensure timely acquisition of materials, equipment, and services, adhering to project specifications and budget. This section aligns with the Project Management and Engineering (HEADER ONLY) and Procurement &amp; Subcontract Activities (HEADER ONLY) guidelines from 0-LST-4008.</w:t>
-      </w:r>
-    </w:p>
-    <w:p>
-      <w:pPr>
-        <w:pStyle w:val="Heading3"/>
-      </w:pPr>
-      <w:r>
-        <w:t>10.1 Procurement Strategy</w:t>
-      </w:r>
-    </w:p>
-    <w:p>
-      <w:r>
-        <w:t>The procurement strategy will focus on identifying qualified vendors, competitive bidding, and robust contract management. This includes:</w:t>
-      </w:r>
-    </w:p>
-    <w:p>
-      <w:pPr>
-        <w:pStyle w:val="ListBullet"/>
-      </w:pPr>
-      <w:r>
-        <w:t xml:space="preserve">  Project Management: Overall oversight and coordination of all procurement activities.</w:t>
-      </w:r>
-    </w:p>
-    <w:p>
-      <w:pPr>
-        <w:pStyle w:val="ListBullet"/>
-      </w:pPr>
-      <w:r>
-        <w:t xml:space="preserve">  Process Engineering: Technical review of vendor proposals for process compliance.</w:t>
-      </w:r>
-    </w:p>
-    <w:p>
-      <w:pPr>
-        <w:pStyle w:val="ListBullet"/>
-      </w:pPr>
-      <w:r>
-        <w:t xml:space="preserve">  Mechanical &amp; Equipment Engineering (Including Material Engineering): Technical review of vendor proposals for mechanical and material compliance, and specification development.</w:t>
-      </w:r>
-    </w:p>
-    <w:p>
-      <w:pPr>
-        <w:pStyle w:val="ListBullet"/>
-      </w:pPr>
-      <w:r>
-        <w:t xml:space="preserve">  Instrumentation/Control: Technical input and review for instrumentation and control system components.</w:t>
-      </w:r>
-    </w:p>
-    <w:p>
-      <w:pPr>
-        <w:pStyle w:val="Heading3"/>
-      </w:pPr>
-      <w:r>
-        <w:t>10.2 Subcontracts</w:t>
-      </w:r>
-    </w:p>
-    <w:p>
-      <w:r>
-        <w:t>Subcontracting will be utilized for specialized services or fabrication as required, managed under the "Subcontracts (HEADER ONLY)" guideline from 0-LST-4008. All subcontracts will be managed in accordance with company policies and project requirements.</w:t>
-      </w:r>
-    </w:p>
-    <w:p>
-      <w:pPr>
-        <w:pStyle w:val="ListBullet"/>
-      </w:pPr>
-      <w:r>
-        <w:t xml:space="preserve">  Relevant Disciplines: Process Engineering, Mechanical &amp; Equipment Engineering (Including Material Engineering), and Instrumentation/Control will provide technical input and oversight for relevant subcontracted scopes.</w:t>
-      </w:r>
-    </w:p>
-    <w:p>
-      <w:pPr>
-        <w:pStyle w:val="Heading3"/>
-      </w:pPr>
-      <w:r>
-        <w:t>10.3 Expediting</w:t>
-      </w:r>
-    </w:p>
-    <w:p>
-      <w:r>
-        <w:t>Expediting activities will be implemented to ensure that critical equipment and materials are delivered on schedule, preventing delays to the project timeline, as per the "Expediting (HEADER ONLY)" guideline from 0-LST-4008.</w:t>
-      </w:r>
-    </w:p>
-    <w:p>
-      <w:pPr>
-        <w:pStyle w:val="ListBullet"/>
-      </w:pPr>
-      <w:r>
-        <w:t xml:space="preserve">  Expediting Focus Areas:</w:t>
-      </w:r>
-    </w:p>
-    <w:p>
-      <w:pPr>
-        <w:pStyle w:val="ListBullet"/>
-      </w:pPr>
-      <w:r>
-        <w:t xml:space="preserve">  Process Engineering: Expediting of process-critical components and documentation.</w:t>
-      </w:r>
-    </w:p>
-    <w:p>
-      <w:pPr>
-        <w:pStyle w:val="ListBullet"/>
-      </w:pPr>
-      <w:r>
-        <w:t xml:space="preserve">  Mechanical &amp; Equipment Engineering (Including Material Engineering): Expediting of the horizontal centrifugal pump and associated mechanical equipment.</w:t>
-      </w:r>
-    </w:p>
-    <w:p>
-      <w:pPr>
-        <w:pStyle w:val="ListBullet"/>
-      </w:pPr>
-      <w:r>
-        <w:t xml:space="preserve">  Instrumentation/Control: Expediting of instrumentation and control system components.</w:t>
-      </w:r>
-    </w:p>
-    <w:p>
-      <w:pPr>
-        <w:pStyle w:val="Heading2"/>
-      </w:pPr>
-      <w:r>
-        <w:t>11.0 Health, Safety, and Environment (HSE)</w:t>
-      </w:r>
-    </w:p>
-    <w:p>
-      <w:r>
-        <w:t>HSE is paramount for this project. All activities will be conducted in strict compliance with applicable HSE regulations, client requirements, and company policies. A project-specific HSE plan will be developed and implemented to ensure a safe working environment and minimize environmental impact.</w:t>
-      </w:r>
-    </w:p>
-    <w:p>
-      <w:pPr>
-        <w:pStyle w:val="Heading2"/>
-      </w:pPr>
-      <w:r>
-        <w:t>12.0 Project Closeout</w:t>
-      </w:r>
-    </w:p>
-    <w:p>
-      <w:r>
-        <w:t>Project closeout activities will commence upon mechanical completion and commissioning. This phase will include final documentation handover, financial closeout, contract closure, and a lessons learned review to capture insights for future projects.</w:t>
-      </w:r>
-    </w:p>
     <w:sectPr>
       <w:pgSz w:w="12240" w:h="15840"/>
       <w:pgMar w:top="1440" w:right="1800" w:bottom="1440" w:left="1800" w:header="720" w:footer="720" w:gutter="0"/>
